--- a/lessons/7-7/readiness/practice.docx
+++ b/lessons/7-7/readiness/practice.docx
@@ -101,7 +101,983 @@
     </w:p>
     <w:p>
       <w:pPr>
-        <w:spacing w:after="120" w:before="0"/>
+        <w:spacing w:after="60" w:before="120"/>
+      </w:pPr>
+      <w:r>
+        <w:rPr>
+          <w:b/>
+          <w:bCs/>
+          <w:color w:val="0F2B3C"/>
+          <w:sz w:val="24"/>
+          <w:szCs w:val="24"/>
+        </w:rPr>
+        <w:t xml:space="preserve">Vocabulary Anchor Box</w:t>
+      </w:r>
+    </w:p>
+    <w:tbl>
+      <w:tblPr>
+        <w:tblW w:type="dxa" w:w="9360"/>
+        <w:tblBorders>
+          <w:top w:val="single" w:color="C7D2DD" w:sz="6"/>
+          <w:left w:val="single" w:color="C7D2DD" w:sz="6"/>
+          <w:bottom w:val="single" w:color="C7D2DD" w:sz="6"/>
+          <w:right w:val="single" w:color="C7D2DD" w:sz="6"/>
+          <w:insideH w:val="single" w:color="C7D2DD" w:sz="6"/>
+          <w:insideV w:val="single" w:color="C7D2DD" w:sz="6"/>
+        </w:tblBorders>
+      </w:tblPr>
+      <w:tblGrid>
+        <w:gridCol w:w="1800"/>
+        <w:gridCol w:w="3160"/>
+        <w:gridCol w:w="2200"/>
+        <w:gridCol w:w="2200"/>
+      </w:tblGrid>
+      <w:tr>
+        <w:trPr>
+          <w:cantSplit/>
+          <w:tblHeader/>
+        </w:trPr>
+        <w:tc>
+          <w:tcPr>
+            <w:tcW w:type="dxa" w:w="1800"/>
+            <w:shd w:fill="EEF4F8" w:color="auto" w:val="clear"/>
+            <w:tcMar>
+              <w:top w:type="dxa" w:w="60"/>
+              <w:left w:type="dxa" w:w="100"/>
+              <w:bottom w:type="dxa" w:w="60"/>
+              <w:right w:type="dxa" w:w="100"/>
+            </w:tcMar>
+          </w:tcPr>
+          <w:p>
+            <w:pPr>
+              <w:spacing w:after="0" w:before="0"/>
+            </w:pPr>
+            <w:r>
+              <w:rPr>
+                <w:b/>
+                <w:bCs/>
+                <w:color w:val="0F2B3C"/>
+                <w:sz w:val="18"/>
+                <w:szCs w:val="18"/>
+              </w:rPr>
+              <w:t xml:space="preserve">Concept Term</w:t>
+            </w:r>
+          </w:p>
+        </w:tc>
+        <w:tc>
+          <w:tcPr>
+            <w:tcW w:type="dxa" w:w="3160"/>
+            <w:shd w:fill="EEF4F8" w:color="auto" w:val="clear"/>
+            <w:tcMar>
+              <w:top w:type="dxa" w:w="60"/>
+              <w:left w:type="dxa" w:w="100"/>
+              <w:bottom w:type="dxa" w:w="60"/>
+              <w:right w:type="dxa" w:w="100"/>
+            </w:tcMar>
+          </w:tcPr>
+          <w:p>
+            <w:pPr>
+              <w:spacing w:after="0" w:before="0"/>
+            </w:pPr>
+            <w:r>
+              <w:rPr>
+                <w:b/>
+                <w:bCs/>
+                <w:color w:val="0F2B3C"/>
+                <w:sz w:val="18"/>
+                <w:szCs w:val="18"/>
+              </w:rPr>
+              <w:t xml:space="preserve">Student-Friendly Definition</w:t>
+            </w:r>
+          </w:p>
+        </w:tc>
+        <w:tc>
+          <w:tcPr>
+            <w:tcW w:type="dxa" w:w="2200"/>
+            <w:shd w:fill="EEF4F8" w:color="auto" w:val="clear"/>
+            <w:tcMar>
+              <w:top w:type="dxa" w:w="60"/>
+              <w:left w:type="dxa" w:w="100"/>
+              <w:bottom w:type="dxa" w:w="60"/>
+              <w:right w:type="dxa" w:w="100"/>
+            </w:tcMar>
+          </w:tcPr>
+          <w:p>
+            <w:pPr>
+              <w:spacing w:after="0" w:before="0"/>
+            </w:pPr>
+            <w:r>
+              <w:rPr>
+                <w:b/>
+                <w:bCs/>
+                <w:color w:val="0F2B3C"/>
+                <w:sz w:val="18"/>
+                <w:szCs w:val="18"/>
+              </w:rPr>
+              <w:t xml:space="preserve">Non-Example</w:t>
+            </w:r>
+          </w:p>
+        </w:tc>
+        <w:tc>
+          <w:tcPr>
+            <w:tcW w:type="dxa" w:w="2200"/>
+            <w:shd w:fill="EEF4F8" w:color="auto" w:val="clear"/>
+            <w:tcMar>
+              <w:top w:type="dxa" w:w="60"/>
+              <w:left w:type="dxa" w:w="100"/>
+              <w:bottom w:type="dxa" w:w="60"/>
+              <w:right w:type="dxa" w:w="100"/>
+            </w:tcMar>
+          </w:tcPr>
+          <w:p>
+            <w:pPr>
+              <w:spacing w:after="0" w:before="0"/>
+            </w:pPr>
+            <w:r>
+              <w:rPr>
+                <w:b/>
+                <w:bCs/>
+                <w:color w:val="0F2B3C"/>
+                <w:sz w:val="18"/>
+                <w:szCs w:val="18"/>
+              </w:rPr>
+              <w:t xml:space="preserve">Visual Clue</w:t>
+            </w:r>
+          </w:p>
+        </w:tc>
+      </w:tr>
+      <w:tr>
+        <w:trPr>
+          <w:cantSplit/>
+        </w:trPr>
+        <w:tc>
+          <w:tcPr>
+            <w:tcW w:type="dxa" w:w="1800"/>
+            <w:tcMar>
+              <w:top w:type="dxa" w:w="60"/>
+              <w:left w:type="dxa" w:w="100"/>
+              <w:bottom w:type="dxa" w:w="60"/>
+              <w:right w:type="dxa" w:w="100"/>
+            </w:tcMar>
+            <w:vAlign w:val="top"/>
+          </w:tcPr>
+          <w:p>
+            <w:pPr>
+              <w:spacing w:after="20" w:before="0"/>
+            </w:pPr>
+            <w:r>
+              <w:rPr>
+                <w:b/>
+                <w:bCs/>
+                <w:color w:val="0F2B3C"/>
+                <w:sz w:val="20"/>
+                <w:szCs w:val="20"/>
+              </w:rPr>
+              <w:t xml:space="preserve">vertex</w:t>
+            </w:r>
+          </w:p>
+          <w:p>
+            <w:pPr>
+              <w:spacing w:after="0" w:before="0"/>
+            </w:pPr>
+            <w:r>
+              <w:rPr>
+                <w:i/>
+                <w:iCs/>
+                <w:color w:val="5E6E7E"/>
+                <w:sz w:val="18"/>
+                <w:szCs w:val="18"/>
+              </w:rPr>
+              <w:t xml:space="preserve">vértice</w:t>
+            </w:r>
+          </w:p>
+        </w:tc>
+        <w:tc>
+          <w:tcPr>
+            <w:tcW w:type="dxa" w:w="3160"/>
+            <w:tcMar>
+              <w:top w:type="dxa" w:w="60"/>
+              <w:left w:type="dxa" w:w="100"/>
+              <w:bottom w:type="dxa" w:w="60"/>
+              <w:right w:type="dxa" w:w="100"/>
+            </w:tcMar>
+            <w:vAlign w:val="top"/>
+          </w:tcPr>
+          <w:p>
+            <w:pPr>
+              <w:spacing w:after="0" w:before="0"/>
+            </w:pPr>
+            <w:r>
+              <w:rPr>
+                <w:sz w:val="19"/>
+                <w:szCs w:val="19"/>
+              </w:rPr>
+              <w:t xml:space="preserve">A corner point of a polygon, named by an ordered pair on the coordinate plane.</w:t>
+            </w:r>
+          </w:p>
+        </w:tc>
+        <w:tc>
+          <w:tcPr>
+            <w:tcW w:type="dxa" w:w="2200"/>
+            <w:tcMar>
+              <w:top w:type="dxa" w:w="60"/>
+              <w:left w:type="dxa" w:w="100"/>
+              <w:bottom w:type="dxa" w:w="60"/>
+              <w:right w:type="dxa" w:w="100"/>
+            </w:tcMar>
+            <w:vAlign w:val="top"/>
+          </w:tcPr>
+          <w:p>
+            <w:pPr>
+              <w:spacing w:after="30" w:before="0"/>
+            </w:pPr>
+            <w:r>
+              <w:rPr>
+                <w:i/>
+                <w:iCs/>
+                <w:color w:val="5E6E7E"/>
+                <w:sz w:val="18"/>
+                <w:szCs w:val="18"/>
+              </w:rPr>
+              <w:t xml:space="preserve">Not vertex: write a counter-example that does not fit the rule.</w:t>
+            </w:r>
+          </w:p>
+          <w:p>
+            <w:pPr>
+              <w:spacing w:after="50" w:before="0"/>
+            </w:pPr>
+            <w:r>
+              <w:rPr>
+                <w:color w:val="BBBBBB"/>
+                <w:sz w:val="18"/>
+                <w:szCs w:val="18"/>
+              </w:rPr>
+              <w:t xml:space="preserve">____________________________</w:t>
+            </w:r>
+          </w:p>
+        </w:tc>
+        <w:tc>
+          <w:tcPr>
+            <w:tcW w:type="dxa" w:w="2200"/>
+            <w:tcMar>
+              <w:top w:type="dxa" w:w="60"/>
+              <w:left w:type="dxa" w:w="100"/>
+              <w:bottom w:type="dxa" w:w="60"/>
+              <w:right w:type="dxa" w:w="100"/>
+            </w:tcMar>
+            <w:vAlign w:val="top"/>
+          </w:tcPr>
+          <w:p>
+            <w:pPr>
+              <w:spacing w:after="0" w:before="0"/>
+            </w:pPr>
+            <w:r>
+              <w:rPr>
+                <w:i/>
+                <w:iCs/>
+                <w:color w:val="5E6E7E"/>
+                <w:sz w:val="18"/>
+                <w:szCs w:val="18"/>
+              </w:rPr>
+              <w:t xml:space="preserve">The park's corner at (2, 4) — one corner, named by an ordered pair.</w:t>
+            </w:r>
+          </w:p>
+        </w:tc>
+      </w:tr>
+      <w:tr>
+        <w:trPr>
+          <w:cantSplit/>
+        </w:trPr>
+        <w:tc>
+          <w:tcPr>
+            <w:tcW w:type="dxa" w:w="1800"/>
+            <w:tcMar>
+              <w:top w:type="dxa" w:w="60"/>
+              <w:left w:type="dxa" w:w="100"/>
+              <w:bottom w:type="dxa" w:w="60"/>
+              <w:right w:type="dxa" w:w="100"/>
+            </w:tcMar>
+            <w:vAlign w:val="top"/>
+          </w:tcPr>
+          <w:p>
+            <w:pPr>
+              <w:spacing w:after="20" w:before="0"/>
+            </w:pPr>
+            <w:r>
+              <w:rPr>
+                <w:b/>
+                <w:bCs/>
+                <w:color w:val="0F2B3C"/>
+                <w:sz w:val="20"/>
+                <w:szCs w:val="20"/>
+              </w:rPr>
+              <w:t xml:space="preserve">polygon</w:t>
+            </w:r>
+          </w:p>
+          <w:p>
+            <w:pPr>
+              <w:spacing w:after="0" w:before="0"/>
+            </w:pPr>
+            <w:r>
+              <w:rPr>
+                <w:i/>
+                <w:iCs/>
+                <w:color w:val="5E6E7E"/>
+                <w:sz w:val="18"/>
+                <w:szCs w:val="18"/>
+              </w:rPr>
+              <w:t xml:space="preserve">polígono</w:t>
+            </w:r>
+          </w:p>
+        </w:tc>
+        <w:tc>
+          <w:tcPr>
+            <w:tcW w:type="dxa" w:w="3160"/>
+            <w:tcMar>
+              <w:top w:type="dxa" w:w="60"/>
+              <w:left w:type="dxa" w:w="100"/>
+              <w:bottom w:type="dxa" w:w="60"/>
+              <w:right w:type="dxa" w:w="100"/>
+            </w:tcMar>
+            <w:vAlign w:val="top"/>
+          </w:tcPr>
+          <w:p>
+            <w:pPr>
+              <w:spacing w:after="0" w:before="0"/>
+            </w:pPr>
+            <w:r>
+              <w:rPr>
+                <w:sz w:val="19"/>
+                <w:szCs w:val="19"/>
+              </w:rPr>
+              <w:t xml:space="preserve">A closed figure made of line segments; on the plane you draw it by plotting the vertices and connecting them in order.</w:t>
+            </w:r>
+          </w:p>
+        </w:tc>
+        <w:tc>
+          <w:tcPr>
+            <w:tcW w:type="dxa" w:w="2200"/>
+            <w:tcMar>
+              <w:top w:type="dxa" w:w="60"/>
+              <w:left w:type="dxa" w:w="100"/>
+              <w:bottom w:type="dxa" w:w="60"/>
+              <w:right w:type="dxa" w:w="100"/>
+            </w:tcMar>
+            <w:vAlign w:val="top"/>
+          </w:tcPr>
+          <w:p>
+            <w:pPr>
+              <w:spacing w:after="30" w:before="0"/>
+            </w:pPr>
+            <w:r>
+              <w:rPr>
+                <w:i/>
+                <w:iCs/>
+                <w:color w:val="5E6E7E"/>
+                <w:sz w:val="18"/>
+                <w:szCs w:val="18"/>
+              </w:rPr>
+              <w:t xml:space="preserve">Not polygon: write a counter-example that does not fit the rule.</w:t>
+            </w:r>
+          </w:p>
+          <w:p>
+            <w:pPr>
+              <w:spacing w:after="50" w:before="0"/>
+            </w:pPr>
+            <w:r>
+              <w:rPr>
+                <w:color w:val="BBBBBB"/>
+                <w:sz w:val="18"/>
+                <w:szCs w:val="18"/>
+              </w:rPr>
+              <w:t xml:space="preserve">____________________________</w:t>
+            </w:r>
+          </w:p>
+        </w:tc>
+        <w:tc>
+          <w:tcPr>
+            <w:tcW w:type="dxa" w:w="2200"/>
+            <w:tcMar>
+              <w:top w:type="dxa" w:w="60"/>
+              <w:left w:type="dxa" w:w="100"/>
+              <w:bottom w:type="dxa" w:w="60"/>
+              <w:right w:type="dxa" w:w="100"/>
+            </w:tcMar>
+            <w:vAlign w:val="top"/>
+          </w:tcPr>
+          <w:p>
+            <w:pPr>
+              <w:spacing w:after="0" w:before="0"/>
+            </w:pPr>
+            <w:r>
+              <w:rPr>
+                <w:i/>
+                <w:iCs/>
+                <w:color w:val="5E6E7E"/>
+                <w:sz w:val="18"/>
+                <w:szCs w:val="18"/>
+              </w:rPr>
+              <w:t xml:space="preserve">Plot (2, 4), (5, 4), (5, −4), (2, −4) and join them — a rectangle appears.</w:t>
+            </w:r>
+          </w:p>
+        </w:tc>
+      </w:tr>
+      <w:tr>
+        <w:trPr>
+          <w:cantSplit/>
+        </w:trPr>
+        <w:tc>
+          <w:tcPr>
+            <w:tcW w:type="dxa" w:w="1800"/>
+            <w:tcMar>
+              <w:top w:type="dxa" w:w="60"/>
+              <w:left w:type="dxa" w:w="100"/>
+              <w:bottom w:type="dxa" w:w="60"/>
+              <w:right w:type="dxa" w:w="100"/>
+            </w:tcMar>
+            <w:vAlign w:val="top"/>
+          </w:tcPr>
+          <w:p>
+            <w:pPr>
+              <w:spacing w:after="20" w:before="0"/>
+            </w:pPr>
+            <w:r>
+              <w:rPr>
+                <w:b/>
+                <w:bCs/>
+                <w:color w:val="0F2B3C"/>
+                <w:sz w:val="20"/>
+                <w:szCs w:val="20"/>
+              </w:rPr>
+              <w:t xml:space="preserve">perimeter</w:t>
+            </w:r>
+          </w:p>
+          <w:p>
+            <w:pPr>
+              <w:spacing w:after="0" w:before="0"/>
+            </w:pPr>
+            <w:r>
+              <w:rPr>
+                <w:i/>
+                <w:iCs/>
+                <w:color w:val="5E6E7E"/>
+                <w:sz w:val="18"/>
+                <w:szCs w:val="18"/>
+              </w:rPr>
+              <w:t xml:space="preserve">perímetro</w:t>
+            </w:r>
+          </w:p>
+        </w:tc>
+        <w:tc>
+          <w:tcPr>
+            <w:tcW w:type="dxa" w:w="3160"/>
+            <w:tcMar>
+              <w:top w:type="dxa" w:w="60"/>
+              <w:left w:type="dxa" w:w="100"/>
+              <w:bottom w:type="dxa" w:w="60"/>
+              <w:right w:type="dxa" w:w="100"/>
+            </w:tcMar>
+            <w:vAlign w:val="top"/>
+          </w:tcPr>
+          <w:p>
+            <w:pPr>
+              <w:spacing w:after="0" w:before="0"/>
+            </w:pPr>
+            <w:r>
+              <w:rPr>
+                <w:sz w:val="19"/>
+                <w:szCs w:val="19"/>
+              </w:rPr>
+              <w:t xml:space="preserve">The total distance around a polygon — the sum of all its side lengths.</w:t>
+            </w:r>
+          </w:p>
+        </w:tc>
+        <w:tc>
+          <w:tcPr>
+            <w:tcW w:type="dxa" w:w="2200"/>
+            <w:tcMar>
+              <w:top w:type="dxa" w:w="60"/>
+              <w:left w:type="dxa" w:w="100"/>
+              <w:bottom w:type="dxa" w:w="60"/>
+              <w:right w:type="dxa" w:w="100"/>
+            </w:tcMar>
+            <w:vAlign w:val="top"/>
+          </w:tcPr>
+          <w:p>
+            <w:pPr>
+              <w:spacing w:after="30" w:before="0"/>
+            </w:pPr>
+            <w:r>
+              <w:rPr>
+                <w:i/>
+                <w:iCs/>
+                <w:color w:val="5E6E7E"/>
+                <w:sz w:val="18"/>
+                <w:szCs w:val="18"/>
+              </w:rPr>
+              <w:t xml:space="preserve">Not perimeter: write a counter-example that does not fit the rule.</w:t>
+            </w:r>
+          </w:p>
+          <w:p>
+            <w:pPr>
+              <w:spacing w:after="50" w:before="0"/>
+            </w:pPr>
+            <w:r>
+              <w:rPr>
+                <w:color w:val="BBBBBB"/>
+                <w:sz w:val="18"/>
+                <w:szCs w:val="18"/>
+              </w:rPr>
+              <w:t xml:space="preserve">____________________________</w:t>
+            </w:r>
+          </w:p>
+        </w:tc>
+        <w:tc>
+          <w:tcPr>
+            <w:tcW w:type="dxa" w:w="2200"/>
+            <w:tcMar>
+              <w:top w:type="dxa" w:w="60"/>
+              <w:left w:type="dxa" w:w="100"/>
+              <w:bottom w:type="dxa" w:w="60"/>
+              <w:right w:type="dxa" w:w="100"/>
+            </w:tcMar>
+            <w:vAlign w:val="top"/>
+          </w:tcPr>
+          <w:p>
+            <w:pPr>
+              <w:spacing w:after="0" w:before="0"/>
+            </w:pPr>
+            <w:r>
+              <w:rPr>
+                <w:i/>
+                <w:iCs/>
+                <w:color w:val="5E6E7E"/>
+                <w:sz w:val="18"/>
+                <w:szCs w:val="18"/>
+              </w:rPr>
+              <w:t xml:space="preserve">2(9.5) + 2(6.75) = 32.5 units around the deck.</w:t>
+            </w:r>
+          </w:p>
+        </w:tc>
+      </w:tr>
+      <w:tr>
+        <w:trPr>
+          <w:cantSplit/>
+        </w:trPr>
+        <w:tc>
+          <w:tcPr>
+            <w:tcW w:type="dxa" w:w="1800"/>
+            <w:tcMar>
+              <w:top w:type="dxa" w:w="60"/>
+              <w:left w:type="dxa" w:w="100"/>
+              <w:bottom w:type="dxa" w:w="60"/>
+              <w:right w:type="dxa" w:w="100"/>
+            </w:tcMar>
+            <w:vAlign w:val="top"/>
+          </w:tcPr>
+          <w:p>
+            <w:pPr>
+              <w:spacing w:after="20" w:before="0"/>
+            </w:pPr>
+            <w:r>
+              <w:rPr>
+                <w:b/>
+                <w:bCs/>
+                <w:color w:val="0F2B3C"/>
+                <w:sz w:val="20"/>
+                <w:szCs w:val="20"/>
+              </w:rPr>
+              <w:t xml:space="preserve">distance between vertices</w:t>
+            </w:r>
+          </w:p>
+          <w:p>
+            <w:pPr>
+              <w:spacing w:after="0" w:before="0"/>
+            </w:pPr>
+            <w:r>
+              <w:rPr>
+                <w:i/>
+                <w:iCs/>
+                <w:color w:val="5E6E7E"/>
+                <w:sz w:val="18"/>
+                <w:szCs w:val="18"/>
+              </w:rPr>
+              <w:t xml:space="preserve">distancia entre vértices</w:t>
+            </w:r>
+          </w:p>
+        </w:tc>
+        <w:tc>
+          <w:tcPr>
+            <w:tcW w:type="dxa" w:w="3160"/>
+            <w:tcMar>
+              <w:top w:type="dxa" w:w="60"/>
+              <w:left w:type="dxa" w:w="100"/>
+              <w:bottom w:type="dxa" w:w="60"/>
+              <w:right w:type="dxa" w:w="100"/>
+            </w:tcMar>
+            <w:vAlign w:val="top"/>
+          </w:tcPr>
+          <w:p>
+            <w:pPr>
+              <w:spacing w:after="0" w:before="0"/>
+            </w:pPr>
+            <w:r>
+              <w:rPr>
+                <w:sz w:val="19"/>
+                <w:szCs w:val="19"/>
+              </w:rPr>
+              <w:t xml:space="preserve">When two vertices share an x- or y-coordinate, the distance between them is the absolute difference of the other coordinates.</w:t>
+            </w:r>
+          </w:p>
+        </w:tc>
+        <w:tc>
+          <w:tcPr>
+            <w:tcW w:type="dxa" w:w="2200"/>
+            <w:tcMar>
+              <w:top w:type="dxa" w:w="60"/>
+              <w:left w:type="dxa" w:w="100"/>
+              <w:bottom w:type="dxa" w:w="60"/>
+              <w:right w:type="dxa" w:w="100"/>
+            </w:tcMar>
+            <w:vAlign w:val="top"/>
+          </w:tcPr>
+          <w:p>
+            <w:pPr>
+              <w:spacing w:after="30" w:before="0"/>
+            </w:pPr>
+            <w:r>
+              <w:rPr>
+                <w:i/>
+                <w:iCs/>
+                <w:color w:val="5E6E7E"/>
+                <w:sz w:val="18"/>
+                <w:szCs w:val="18"/>
+              </w:rPr>
+              <w:t xml:space="preserve">Not distance between vertices: write a counter-example that does not fit the rule.</w:t>
+            </w:r>
+          </w:p>
+          <w:p>
+            <w:pPr>
+              <w:spacing w:after="50" w:before="0"/>
+            </w:pPr>
+            <w:r>
+              <w:rPr>
+                <w:color w:val="BBBBBB"/>
+                <w:sz w:val="18"/>
+                <w:szCs w:val="18"/>
+              </w:rPr>
+              <w:t xml:space="preserve">____________________________</w:t>
+            </w:r>
+          </w:p>
+        </w:tc>
+        <w:tc>
+          <w:tcPr>
+            <w:tcW w:type="dxa" w:w="2200"/>
+            <w:tcMar>
+              <w:top w:type="dxa" w:w="60"/>
+              <w:left w:type="dxa" w:w="100"/>
+              <w:bottom w:type="dxa" w:w="60"/>
+              <w:right w:type="dxa" w:w="100"/>
+            </w:tcMar>
+            <w:vAlign w:val="top"/>
+          </w:tcPr>
+          <w:p>
+            <w:pPr>
+              <w:spacing w:after="0" w:before="0"/>
+            </w:pPr>
+            <w:r>
+              <w:rPr>
+                <w:i/>
+                <w:iCs/>
+                <w:color w:val="5E6E7E"/>
+                <w:sz w:val="18"/>
+                <w:szCs w:val="18"/>
+              </w:rPr>
+              <w:t xml:space="preserve">(2, 4) and (5, 4) share y, so the side is |5 − 2| = 3 units.</w:t>
+            </w:r>
+          </w:p>
+        </w:tc>
+      </w:tr>
+      <w:tr>
+        <w:trPr>
+          <w:cantSplit/>
+        </w:trPr>
+        <w:tc>
+          <w:tcPr>
+            <w:tcW w:type="dxa" w:w="1800"/>
+            <w:tcMar>
+              <w:top w:type="dxa" w:w="60"/>
+              <w:left w:type="dxa" w:w="100"/>
+              <w:bottom w:type="dxa" w:w="60"/>
+              <w:right w:type="dxa" w:w="100"/>
+            </w:tcMar>
+            <w:vAlign w:val="top"/>
+          </w:tcPr>
+          <w:p>
+            <w:pPr>
+              <w:spacing w:after="20" w:before="0"/>
+            </w:pPr>
+            <w:r>
+              <w:rPr>
+                <w:b/>
+                <w:bCs/>
+                <w:color w:val="0F2B3C"/>
+                <w:sz w:val="20"/>
+                <w:szCs w:val="20"/>
+              </w:rPr>
+              <w:t xml:space="preserve">scale</w:t>
+            </w:r>
+          </w:p>
+          <w:p>
+            <w:pPr>
+              <w:spacing w:after="0" w:before="0"/>
+            </w:pPr>
+            <w:r>
+              <w:rPr>
+                <w:i/>
+                <w:iCs/>
+                <w:color w:val="5E6E7E"/>
+                <w:sz w:val="18"/>
+                <w:szCs w:val="18"/>
+              </w:rPr>
+              <w:t xml:space="preserve">escala</w:t>
+            </w:r>
+          </w:p>
+        </w:tc>
+        <w:tc>
+          <w:tcPr>
+            <w:tcW w:type="dxa" w:w="3160"/>
+            <w:tcMar>
+              <w:top w:type="dxa" w:w="60"/>
+              <w:left w:type="dxa" w:w="100"/>
+              <w:bottom w:type="dxa" w:w="60"/>
+              <w:right w:type="dxa" w:w="100"/>
+            </w:tcMar>
+            <w:vAlign w:val="top"/>
+          </w:tcPr>
+          <w:p>
+            <w:pPr>
+              <w:spacing w:after="0" w:before="0"/>
+            </w:pPr>
+            <w:r>
+              <w:rPr>
+                <w:sz w:val="19"/>
+                <w:szCs w:val="19"/>
+              </w:rPr>
+              <w:t xml:space="preserve">What one grid unit stands for in the real situation.</w:t>
+            </w:r>
+          </w:p>
+        </w:tc>
+        <w:tc>
+          <w:tcPr>
+            <w:tcW w:type="dxa" w:w="2200"/>
+            <w:tcMar>
+              <w:top w:type="dxa" w:w="60"/>
+              <w:left w:type="dxa" w:w="100"/>
+              <w:bottom w:type="dxa" w:w="60"/>
+              <w:right w:type="dxa" w:w="100"/>
+            </w:tcMar>
+            <w:vAlign w:val="top"/>
+          </w:tcPr>
+          <w:p>
+            <w:pPr>
+              <w:spacing w:after="30" w:before="0"/>
+            </w:pPr>
+            <w:r>
+              <w:rPr>
+                <w:i/>
+                <w:iCs/>
+                <w:color w:val="5E6E7E"/>
+                <w:sz w:val="18"/>
+                <w:szCs w:val="18"/>
+              </w:rPr>
+              <w:t xml:space="preserve">Not scale: write a counter-example that does not fit the rule.</w:t>
+            </w:r>
+          </w:p>
+          <w:p>
+            <w:pPr>
+              <w:spacing w:after="50" w:before="0"/>
+            </w:pPr>
+            <w:r>
+              <w:rPr>
+                <w:color w:val="BBBBBB"/>
+                <w:sz w:val="18"/>
+                <w:szCs w:val="18"/>
+              </w:rPr>
+              <w:t xml:space="preserve">____________________________</w:t>
+            </w:r>
+          </w:p>
+        </w:tc>
+        <w:tc>
+          <w:tcPr>
+            <w:tcW w:type="dxa" w:w="2200"/>
+            <w:tcMar>
+              <w:top w:type="dxa" w:w="60"/>
+              <w:left w:type="dxa" w:w="100"/>
+              <w:bottom w:type="dxa" w:w="60"/>
+              <w:right w:type="dxa" w:w="100"/>
+            </w:tcMar>
+            <w:vAlign w:val="top"/>
+          </w:tcPr>
+          <w:p>
+            <w:pPr>
+              <w:spacing w:after="0" w:before="0"/>
+            </w:pPr>
+            <w:r>
+              <w:rPr>
+                <w:i/>
+                <w:iCs/>
+                <w:color w:val="5E6E7E"/>
+                <w:sz w:val="18"/>
+                <w:szCs w:val="18"/>
+              </w:rPr>
+              <w:t xml:space="preserve">Each grid unit = 100 feet, so 8 units of map is 800 real feet.</w:t>
+            </w:r>
+          </w:p>
+        </w:tc>
+      </w:tr>
+      <w:tr>
+        <w:trPr>
+          <w:cantSplit/>
+        </w:trPr>
+        <w:tc>
+          <w:tcPr>
+            <w:tcW w:type="dxa" w:w="1800"/>
+            <w:tcMar>
+              <w:top w:type="dxa" w:w="60"/>
+              <w:left w:type="dxa" w:w="100"/>
+              <w:bottom w:type="dxa" w:w="60"/>
+              <w:right w:type="dxa" w:w="100"/>
+            </w:tcMar>
+            <w:vAlign w:val="top"/>
+          </w:tcPr>
+          <w:p>
+            <w:pPr>
+              <w:spacing w:after="20" w:before="0"/>
+            </w:pPr>
+            <w:r>
+              <w:rPr>
+                <w:b/>
+                <w:bCs/>
+                <w:color w:val="0F2B3C"/>
+                <w:sz w:val="20"/>
+                <w:szCs w:val="20"/>
+              </w:rPr>
+              <w:t xml:space="preserve">Side length</w:t>
+            </w:r>
+          </w:p>
+          <w:p>
+            <w:pPr>
+              <w:spacing w:after="0" w:before="0"/>
+            </w:pPr>
+            <w:r>
+              <w:rPr>
+                <w:i/>
+                <w:iCs/>
+                <w:color w:val="5E6E7E"/>
+                <w:sz w:val="18"/>
+                <w:szCs w:val="18"/>
+              </w:rPr>
+              <w:t xml:space="preserve">Longitud del lado</w:t>
+            </w:r>
+          </w:p>
+        </w:tc>
+        <w:tc>
+          <w:tcPr>
+            <w:tcW w:type="dxa" w:w="3160"/>
+            <w:tcMar>
+              <w:top w:type="dxa" w:w="60"/>
+              <w:left w:type="dxa" w:w="100"/>
+              <w:bottom w:type="dxa" w:w="60"/>
+              <w:right w:type="dxa" w:w="100"/>
+            </w:tcMar>
+            <w:vAlign w:val="top"/>
+          </w:tcPr>
+          <w:p>
+            <w:pPr>
+              <w:spacing w:after="0" w:before="0"/>
+            </w:pPr>
+            <w:r>
+              <w:rPr>
+                <w:sz w:val="19"/>
+                <w:szCs w:val="19"/>
+              </w:rPr>
+              <w:t xml:space="preserve">The distance between two vertices that are joined by a side.</w:t>
+            </w:r>
+          </w:p>
+        </w:tc>
+        <w:tc>
+          <w:tcPr>
+            <w:tcW w:type="dxa" w:w="2200"/>
+            <w:tcMar>
+              <w:top w:type="dxa" w:w="60"/>
+              <w:left w:type="dxa" w:w="100"/>
+              <w:bottom w:type="dxa" w:w="60"/>
+              <w:right w:type="dxa" w:w="100"/>
+            </w:tcMar>
+            <w:vAlign w:val="top"/>
+          </w:tcPr>
+          <w:p>
+            <w:pPr>
+              <w:spacing w:after="30" w:before="0"/>
+            </w:pPr>
+            <w:r>
+              <w:rPr>
+                <w:i/>
+                <w:iCs/>
+                <w:color w:val="5E6E7E"/>
+                <w:sz w:val="18"/>
+                <w:szCs w:val="18"/>
+              </w:rPr>
+              <w:t xml:space="preserve">Not Side length: write a counter-example that does not fit the rule.</w:t>
+            </w:r>
+          </w:p>
+          <w:p>
+            <w:pPr>
+              <w:spacing w:after="50" w:before="0"/>
+            </w:pPr>
+            <w:r>
+              <w:rPr>
+                <w:color w:val="BBBBBB"/>
+                <w:sz w:val="18"/>
+                <w:szCs w:val="18"/>
+              </w:rPr>
+              <w:t xml:space="preserve">____________________________</w:t>
+            </w:r>
+          </w:p>
+        </w:tc>
+        <w:tc>
+          <w:tcPr>
+            <w:tcW w:type="dxa" w:w="2200"/>
+            <w:tcMar>
+              <w:top w:type="dxa" w:w="60"/>
+              <w:left w:type="dxa" w:w="100"/>
+              <w:bottom w:type="dxa" w:w="60"/>
+              <w:right w:type="dxa" w:w="100"/>
+            </w:tcMar>
+            <w:vAlign w:val="top"/>
+          </w:tcPr>
+          <w:p>
+            <w:pPr>
+              <w:spacing w:after="0" w:before="0"/>
+            </w:pPr>
+            <w:r>
+              <w:rPr>
+                <w:i/>
+                <w:iCs/>
+                <w:color w:val="5E6E7E"/>
+                <w:sz w:val="18"/>
+                <w:szCs w:val="18"/>
+              </w:rPr>
+              <w:t xml:space="preserve">Found with absolute value when the points share a coordinate.</w:t>
+            </w:r>
+          </w:p>
+        </w:tc>
+      </w:tr>
+    </w:tbl>
+    <w:p>
+      <w:pPr>
+        <w:spacing w:after="120" w:before="140"/>
       </w:pPr>
       <w:r>
         <w:rPr>
@@ -157,156 +1133,1288 @@
         <w:t xml:space="preserve">Una destreza a la vez.</w:t>
       </w:r>
     </w:p>
-    <w:p>
-      <w:pPr>
-        <w:spacing w:after="40" w:before="0"/>
-      </w:pPr>
-      <w:r>
-        <w:rPr>
-          <w:sz w:val="22"/>
-          <w:szCs w:val="22"/>
-        </w:rPr>
-        <w:t xml:space="preserve">1.  What is |−4| (the absolute value of −4)?</w:t>
-      </w:r>
-    </w:p>
+    <w:tbl>
+      <w:tblPr>
+        <w:tblW w:type="dxa" w:w="9360"/>
+        <w:tblBorders>
+          <w:top w:val="single" w:color="C7D2DD" w:sz="6"/>
+          <w:left w:val="single" w:color="C7D2DD" w:sz="6"/>
+          <w:bottom w:val="single" w:color="C7D2DD" w:sz="6"/>
+          <w:right w:val="single" w:color="C7D2DD" w:sz="6"/>
+          <w:insideH w:val="single" w:color="C7D2DD" w:sz="6"/>
+          <w:insideV w:val="single" w:color="C7D2DD" w:sz="6"/>
+        </w:tblBorders>
+      </w:tblPr>
+      <w:tblGrid>
+        <w:gridCol w:w="2800"/>
+        <w:gridCol w:w="3560"/>
+        <w:gridCol w:w="3000"/>
+      </w:tblGrid>
+      <w:tr>
+        <w:trPr>
+          <w:cantSplit/>
+          <w:tblHeader/>
+        </w:trPr>
+        <w:tc>
+          <w:tcPr>
+            <w:tcW w:type="dxa" w:w="2800"/>
+            <w:shd w:fill="EEF4F8" w:color="auto" w:val="clear"/>
+            <w:tcMar>
+              <w:top w:type="dxa" w:w="60"/>
+              <w:left w:type="dxa" w:w="100"/>
+              <w:bottom w:type="dxa" w:w="60"/>
+              <w:right w:type="dxa" w:w="100"/>
+            </w:tcMar>
+          </w:tcPr>
+          <w:p>
+            <w:pPr>
+              <w:spacing w:after="0" w:before="0"/>
+            </w:pPr>
+            <w:r>
+              <w:rPr>
+                <w:b/>
+                <w:bCs/>
+                <w:color w:val="0F2B3C"/>
+                <w:sz w:val="16"/>
+                <w:szCs w:val="16"/>
+              </w:rPr>
+              <w:t xml:space="preserve">CORE PROBLEM / GIVEN REPRESENTATION</w:t>
+            </w:r>
+          </w:p>
+        </w:tc>
+        <w:tc>
+          <w:tcPr>
+            <w:tcW w:type="dxa" w:w="3560"/>
+            <w:shd w:fill="EEF4F8" w:color="auto" w:val="clear"/>
+            <w:tcMar>
+              <w:top w:type="dxa" w:w="60"/>
+              <w:left w:type="dxa" w:w="100"/>
+              <w:bottom w:type="dxa" w:w="60"/>
+              <w:right w:type="dxa" w:w="100"/>
+            </w:tcMar>
+          </w:tcPr>
+          <w:p>
+            <w:pPr>
+              <w:spacing w:after="0" w:before="0"/>
+            </w:pPr>
+            <w:r>
+              <w:rPr>
+                <w:b/>
+                <w:bCs/>
+                <w:color w:val="0F2B3C"/>
+                <w:sz w:val="16"/>
+                <w:szCs w:val="16"/>
+              </w:rPr>
+              <w:t xml:space="preserve">WORKING SPACE / CALCULATION STEPS</w:t>
+            </w:r>
+          </w:p>
+        </w:tc>
+        <w:tc>
+          <w:tcPr>
+            <w:tcW w:type="dxa" w:w="3000"/>
+            <w:shd w:fill="FBF3E2" w:color="auto" w:val="clear"/>
+            <w:tcMar>
+              <w:top w:type="dxa" w:w="60"/>
+              <w:left w:type="dxa" w:w="100"/>
+              <w:bottom w:type="dxa" w:w="60"/>
+              <w:right w:type="dxa" w:w="100"/>
+            </w:tcMar>
+          </w:tcPr>
+          <w:p>
+            <w:pPr>
+              <w:spacing w:after="0" w:before="0"/>
+            </w:pPr>
+            <w:r>
+              <w:rPr>
+                <w:b/>
+                <w:bCs/>
+                <w:color w:val="7A5400"/>
+                <w:sz w:val="16"/>
+                <w:szCs w:val="16"/>
+              </w:rPr>
+              <w:t xml:space="preserve">EXPLAIN YOUR REASONING</w:t>
+            </w:r>
+          </w:p>
+        </w:tc>
+      </w:tr>
+      <w:tr>
+        <w:trPr>
+          <w:cantSplit/>
+        </w:trPr>
+        <w:tc>
+          <w:tcPr>
+            <w:tcW w:type="dxa" w:w="2800"/>
+            <w:tcMar>
+              <w:top w:type="dxa" w:w="80"/>
+              <w:left w:type="dxa" w:w="100"/>
+              <w:bottom w:type="dxa" w:w="80"/>
+              <w:right w:type="dxa" w:w="100"/>
+            </w:tcMar>
+            <w:vAlign w:val="top"/>
+          </w:tcPr>
+          <w:p>
+            <w:pPr>
+              <w:spacing w:after="40" w:before="0"/>
+            </w:pPr>
+            <w:r>
+              <w:rPr>
+                <w:b/>
+                <w:bCs/>
+                <w:color w:val="0F2B3C"/>
+                <w:sz w:val="20"/>
+                <w:szCs w:val="20"/>
+              </w:rPr>
+              <w:t xml:space="preserve">1.  What is |−4| (the absolute value of −4)?</w:t>
+            </w:r>
+          </w:p>
+          <w:p>
+            <w:pPr>
+              <w:spacing w:after="40" w:before="0"/>
+            </w:pPr>
+            <w:r>
+              <w:rPr>
+                <w:i/>
+                <w:iCs/>
+                <w:color w:val="3F4D5C"/>
+                <w:sz w:val="20"/>
+                <w:szCs w:val="20"/>
+              </w:rPr>
+              <w:t xml:space="preserve">A. ¿Cuánto es |−4| (el valor absoluto de −4)?</w:t>
+            </w:r>
+          </w:p>
+        </w:tc>
+        <w:tc>
+          <w:tcPr>
+            <w:tcW w:type="dxa" w:w="3560"/>
+            <w:tcMar>
+              <w:top w:type="dxa" w:w="80"/>
+              <w:left w:type="dxa" w:w="100"/>
+              <w:bottom w:type="dxa" w:w="80"/>
+              <w:right w:type="dxa" w:w="100"/>
+            </w:tcMar>
+            <w:vAlign w:val="top"/>
+          </w:tcPr>
+          <w:p>
+            <w:pPr>
+              <w:spacing w:after="50" w:before="0"/>
+            </w:pPr>
+            <w:r>
+              <w:rPr>
+                <w:color w:val="BBBBBB"/>
+                <w:sz w:val="18"/>
+                <w:szCs w:val="18"/>
+              </w:rPr>
+              <w:t xml:space="preserve">____________________________</w:t>
+            </w:r>
+          </w:p>
+          <w:p>
+            <w:pPr>
+              <w:spacing w:after="50" w:before="0"/>
+            </w:pPr>
+            <w:r>
+              <w:rPr>
+                <w:color w:val="BBBBBB"/>
+                <w:sz w:val="18"/>
+                <w:szCs w:val="18"/>
+              </w:rPr>
+              <w:t xml:space="preserve">____________________________</w:t>
+            </w:r>
+          </w:p>
+          <w:p>
+            <w:pPr>
+              <w:spacing w:after="50" w:before="0"/>
+            </w:pPr>
+            <w:r>
+              <w:rPr>
+                <w:color w:val="BBBBBB"/>
+                <w:sz w:val="18"/>
+                <w:szCs w:val="18"/>
+              </w:rPr>
+              <w:t xml:space="preserve">____________________________</w:t>
+            </w:r>
+          </w:p>
+          <w:p>
+            <w:pPr>
+              <w:spacing w:after="50" w:before="0"/>
+            </w:pPr>
+            <w:r>
+              <w:rPr>
+                <w:color w:val="BBBBBB"/>
+                <w:sz w:val="18"/>
+                <w:szCs w:val="18"/>
+              </w:rPr>
+              <w:t xml:space="preserve">____________________________</w:t>
+            </w:r>
+          </w:p>
+        </w:tc>
+        <w:tc>
+          <w:tcPr>
+            <w:tcW w:type="dxa" w:w="3000"/>
+            <w:shd w:fill="FBF3E2" w:color="auto" w:val="clear"/>
+            <w:tcMar>
+              <w:top w:type="dxa" w:w="80"/>
+              <w:left w:type="dxa" w:w="100"/>
+              <w:bottom w:type="dxa" w:w="80"/>
+              <w:right w:type="dxa" w:w="100"/>
+            </w:tcMar>
+            <w:vAlign w:val="top"/>
+          </w:tcPr>
+          <w:p>
+            <w:pPr>
+              <w:spacing w:after="30" w:before="0"/>
+            </w:pPr>
+            <w:r>
+              <w:rPr>
+                <w:b/>
+                <w:bCs/>
+                <w:color w:val="0F2B3C"/>
+                <w:sz w:val="18"/>
+                <w:szCs w:val="18"/>
+              </w:rPr>
+              <w:t xml:space="preserve">Because... ________________</w:t>
+            </w:r>
+          </w:p>
+          <w:p>
+            <w:pPr>
+              <w:spacing w:after="50" w:before="0"/>
+            </w:pPr>
+            <w:r>
+              <w:rPr>
+                <w:color w:val="BBBBBB"/>
+                <w:sz w:val="18"/>
+                <w:szCs w:val="18"/>
+              </w:rPr>
+              <w:t xml:space="preserve">____________________________</w:t>
+            </w:r>
+          </w:p>
+          <w:p>
+            <w:pPr>
+              <w:spacing w:after="30" w:before="40"/>
+            </w:pPr>
+            <w:r>
+              <w:rPr>
+                <w:b/>
+                <w:bCs/>
+                <w:color w:val="1A6FB5"/>
+                <w:sz w:val="18"/>
+                <w:szCs w:val="18"/>
+              </w:rPr>
+              <w:t xml:space="preserve">Although... _______________</w:t>
+            </w:r>
+          </w:p>
+          <w:p>
+            <w:pPr>
+              <w:spacing w:after="50" w:before="0"/>
+            </w:pPr>
+            <w:r>
+              <w:rPr>
+                <w:color w:val="BBBBBB"/>
+                <w:sz w:val="18"/>
+                <w:szCs w:val="18"/>
+              </w:rPr>
+              <w:t xml:space="preserve">____________________________</w:t>
+            </w:r>
+          </w:p>
+          <w:p>
+            <w:pPr>
+              <w:spacing w:after="30" w:before="40"/>
+            </w:pPr>
+            <w:r>
+              <w:rPr>
+                <w:b/>
+                <w:bCs/>
+                <w:color w:val="7A5400"/>
+                <w:sz w:val="18"/>
+                <w:szCs w:val="18"/>
+              </w:rPr>
+              <w:t xml:space="preserve">Therefore... ______________</w:t>
+            </w:r>
+          </w:p>
+          <w:p>
+            <w:pPr>
+              <w:spacing w:after="50" w:before="0"/>
+            </w:pPr>
+            <w:r>
+              <w:rPr>
+                <w:color w:val="BBBBBB"/>
+                <w:sz w:val="18"/>
+                <w:szCs w:val="18"/>
+              </w:rPr>
+              <w:t xml:space="preserve">____________________________</w:t>
+            </w:r>
+          </w:p>
+        </w:tc>
+      </w:tr>
+    </w:tbl>
     <w:p>
       <w:pPr>
         <w:spacing w:after="60" w:before="0"/>
       </w:pPr>
       <w:r>
-        <w:rPr>
-          <w:i/>
-          <w:iCs/>
-          <w:color w:val="3F4D5C"/>
-          <w:sz w:val="20"/>
-          <w:szCs w:val="20"/>
-        </w:rPr>
-        <w:t xml:space="preserve">A. ¿Cuánto es |−4| (el valor absoluto de −4)?</w:t>
-      </w:r>
-    </w:p>
-    <w:p>
-      <w:pPr>
-        <w:spacing w:after="80" w:before="0"/>
-      </w:pPr>
-      <w:r>
-        <w:rPr>
-          <w:color w:val="BBBBBB"/>
-        </w:rPr>
-        <w:t xml:space="preserve">____________________________________________________</w:t>
-      </w:r>
-    </w:p>
-    <w:p>
-      <w:pPr>
-        <w:spacing w:after="40" w:before="0"/>
-      </w:pPr>
-      <w:r>
-        <w:rPr>
-          <w:sz w:val="22"/>
-          <w:szCs w:val="22"/>
-        </w:rPr>
-        <w:t xml:space="preserve">2.  The points (1, 2) and (6, 2) are on the same horizontal line. What is the distance between them?</w:t>
-      </w:r>
-    </w:p>
+        <w:t xml:space="preserve"/>
+      </w:r>
+    </w:p>
+    <w:tbl>
+      <w:tblPr>
+        <w:tblW w:type="dxa" w:w="9360"/>
+        <w:tblBorders>
+          <w:top w:val="single" w:color="C7D2DD" w:sz="6"/>
+          <w:left w:val="single" w:color="C7D2DD" w:sz="6"/>
+          <w:bottom w:val="single" w:color="C7D2DD" w:sz="6"/>
+          <w:right w:val="single" w:color="C7D2DD" w:sz="6"/>
+          <w:insideH w:val="single" w:color="C7D2DD" w:sz="6"/>
+          <w:insideV w:val="single" w:color="C7D2DD" w:sz="6"/>
+        </w:tblBorders>
+      </w:tblPr>
+      <w:tblGrid>
+        <w:gridCol w:w="2800"/>
+        <w:gridCol w:w="3560"/>
+        <w:gridCol w:w="3000"/>
+      </w:tblGrid>
+      <w:tr>
+        <w:trPr>
+          <w:cantSplit/>
+          <w:tblHeader/>
+        </w:trPr>
+        <w:tc>
+          <w:tcPr>
+            <w:tcW w:type="dxa" w:w="2800"/>
+            <w:shd w:fill="EEF4F8" w:color="auto" w:val="clear"/>
+            <w:tcMar>
+              <w:top w:type="dxa" w:w="60"/>
+              <w:left w:type="dxa" w:w="100"/>
+              <w:bottom w:type="dxa" w:w="60"/>
+              <w:right w:type="dxa" w:w="100"/>
+            </w:tcMar>
+          </w:tcPr>
+          <w:p>
+            <w:pPr>
+              <w:spacing w:after="0" w:before="0"/>
+            </w:pPr>
+            <w:r>
+              <w:rPr>
+                <w:b/>
+                <w:bCs/>
+                <w:color w:val="0F2B3C"/>
+                <w:sz w:val="16"/>
+                <w:szCs w:val="16"/>
+              </w:rPr>
+              <w:t xml:space="preserve">CORE PROBLEM / GIVEN REPRESENTATION</w:t>
+            </w:r>
+          </w:p>
+        </w:tc>
+        <w:tc>
+          <w:tcPr>
+            <w:tcW w:type="dxa" w:w="3560"/>
+            <w:shd w:fill="EEF4F8" w:color="auto" w:val="clear"/>
+            <w:tcMar>
+              <w:top w:type="dxa" w:w="60"/>
+              <w:left w:type="dxa" w:w="100"/>
+              <w:bottom w:type="dxa" w:w="60"/>
+              <w:right w:type="dxa" w:w="100"/>
+            </w:tcMar>
+          </w:tcPr>
+          <w:p>
+            <w:pPr>
+              <w:spacing w:after="0" w:before="0"/>
+            </w:pPr>
+            <w:r>
+              <w:rPr>
+                <w:b/>
+                <w:bCs/>
+                <w:color w:val="0F2B3C"/>
+                <w:sz w:val="16"/>
+                <w:szCs w:val="16"/>
+              </w:rPr>
+              <w:t xml:space="preserve">WORKING SPACE / CALCULATION STEPS</w:t>
+            </w:r>
+          </w:p>
+        </w:tc>
+        <w:tc>
+          <w:tcPr>
+            <w:tcW w:type="dxa" w:w="3000"/>
+            <w:shd w:fill="FBF3E2" w:color="auto" w:val="clear"/>
+            <w:tcMar>
+              <w:top w:type="dxa" w:w="60"/>
+              <w:left w:type="dxa" w:w="100"/>
+              <w:bottom w:type="dxa" w:w="60"/>
+              <w:right w:type="dxa" w:w="100"/>
+            </w:tcMar>
+          </w:tcPr>
+          <w:p>
+            <w:pPr>
+              <w:spacing w:after="0" w:before="0"/>
+            </w:pPr>
+            <w:r>
+              <w:rPr>
+                <w:b/>
+                <w:bCs/>
+                <w:color w:val="7A5400"/>
+                <w:sz w:val="16"/>
+                <w:szCs w:val="16"/>
+              </w:rPr>
+              <w:t xml:space="preserve">EXPLAIN YOUR REASONING</w:t>
+            </w:r>
+          </w:p>
+        </w:tc>
+      </w:tr>
+      <w:tr>
+        <w:trPr>
+          <w:cantSplit/>
+        </w:trPr>
+        <w:tc>
+          <w:tcPr>
+            <w:tcW w:type="dxa" w:w="2800"/>
+            <w:tcMar>
+              <w:top w:type="dxa" w:w="80"/>
+              <w:left w:type="dxa" w:w="100"/>
+              <w:bottom w:type="dxa" w:w="80"/>
+              <w:right w:type="dxa" w:w="100"/>
+            </w:tcMar>
+            <w:vAlign w:val="top"/>
+          </w:tcPr>
+          <w:p>
+            <w:pPr>
+              <w:spacing w:after="40" w:before="0"/>
+            </w:pPr>
+            <w:r>
+              <w:rPr>
+                <w:b/>
+                <w:bCs/>
+                <w:color w:val="0F2B3C"/>
+                <w:sz w:val="20"/>
+                <w:szCs w:val="20"/>
+              </w:rPr>
+              <w:t xml:space="preserve">2.  The points (1, 2) and (6, 2) are on the same horizontal line. What is the distance between them?</w:t>
+            </w:r>
+          </w:p>
+          <w:p>
+            <w:pPr>
+              <w:spacing w:after="40" w:before="0"/>
+            </w:pPr>
+            <w:r>
+              <w:rPr>
+                <w:i/>
+                <w:iCs/>
+                <w:color w:val="3F4D5C"/>
+                <w:sz w:val="20"/>
+                <w:szCs w:val="20"/>
+              </w:rPr>
+              <w:t xml:space="preserve">B. Los puntos (1, 2) y (6, 2) están en la misma línea horizontal. ¿Cuál es la distancia entre ellos?</w:t>
+            </w:r>
+          </w:p>
+        </w:tc>
+        <w:tc>
+          <w:tcPr>
+            <w:tcW w:type="dxa" w:w="3560"/>
+            <w:tcMar>
+              <w:top w:type="dxa" w:w="80"/>
+              <w:left w:type="dxa" w:w="100"/>
+              <w:bottom w:type="dxa" w:w="80"/>
+              <w:right w:type="dxa" w:w="100"/>
+            </w:tcMar>
+            <w:vAlign w:val="top"/>
+          </w:tcPr>
+          <w:p>
+            <w:pPr>
+              <w:spacing w:after="50" w:before="0"/>
+            </w:pPr>
+            <w:r>
+              <w:rPr>
+                <w:color w:val="BBBBBB"/>
+                <w:sz w:val="18"/>
+                <w:szCs w:val="18"/>
+              </w:rPr>
+              <w:t xml:space="preserve">____________________________</w:t>
+            </w:r>
+          </w:p>
+          <w:p>
+            <w:pPr>
+              <w:spacing w:after="50" w:before="0"/>
+            </w:pPr>
+            <w:r>
+              <w:rPr>
+                <w:color w:val="BBBBBB"/>
+                <w:sz w:val="18"/>
+                <w:szCs w:val="18"/>
+              </w:rPr>
+              <w:t xml:space="preserve">____________________________</w:t>
+            </w:r>
+          </w:p>
+          <w:p>
+            <w:pPr>
+              <w:spacing w:after="50" w:before="0"/>
+            </w:pPr>
+            <w:r>
+              <w:rPr>
+                <w:color w:val="BBBBBB"/>
+                <w:sz w:val="18"/>
+                <w:szCs w:val="18"/>
+              </w:rPr>
+              <w:t xml:space="preserve">____________________________</w:t>
+            </w:r>
+          </w:p>
+          <w:p>
+            <w:pPr>
+              <w:spacing w:after="50" w:before="0"/>
+            </w:pPr>
+            <w:r>
+              <w:rPr>
+                <w:color w:val="BBBBBB"/>
+                <w:sz w:val="18"/>
+                <w:szCs w:val="18"/>
+              </w:rPr>
+              <w:t xml:space="preserve">____________________________</w:t>
+            </w:r>
+          </w:p>
+        </w:tc>
+        <w:tc>
+          <w:tcPr>
+            <w:tcW w:type="dxa" w:w="3000"/>
+            <w:shd w:fill="FBF3E2" w:color="auto" w:val="clear"/>
+            <w:tcMar>
+              <w:top w:type="dxa" w:w="80"/>
+              <w:left w:type="dxa" w:w="100"/>
+              <w:bottom w:type="dxa" w:w="80"/>
+              <w:right w:type="dxa" w:w="100"/>
+            </w:tcMar>
+            <w:vAlign w:val="top"/>
+          </w:tcPr>
+          <w:p>
+            <w:pPr>
+              <w:spacing w:after="30" w:before="0"/>
+            </w:pPr>
+            <w:r>
+              <w:rPr>
+                <w:b/>
+                <w:bCs/>
+                <w:color w:val="0F2B3C"/>
+                <w:sz w:val="18"/>
+                <w:szCs w:val="18"/>
+              </w:rPr>
+              <w:t xml:space="preserve">Because... ________________</w:t>
+            </w:r>
+          </w:p>
+          <w:p>
+            <w:pPr>
+              <w:spacing w:after="50" w:before="0"/>
+            </w:pPr>
+            <w:r>
+              <w:rPr>
+                <w:color w:val="BBBBBB"/>
+                <w:sz w:val="18"/>
+                <w:szCs w:val="18"/>
+              </w:rPr>
+              <w:t xml:space="preserve">____________________________</w:t>
+            </w:r>
+          </w:p>
+          <w:p>
+            <w:pPr>
+              <w:spacing w:after="30" w:before="40"/>
+            </w:pPr>
+            <w:r>
+              <w:rPr>
+                <w:b/>
+                <w:bCs/>
+                <w:color w:val="1A6FB5"/>
+                <w:sz w:val="18"/>
+                <w:szCs w:val="18"/>
+              </w:rPr>
+              <w:t xml:space="preserve">Although... _______________</w:t>
+            </w:r>
+          </w:p>
+          <w:p>
+            <w:pPr>
+              <w:spacing w:after="50" w:before="0"/>
+            </w:pPr>
+            <w:r>
+              <w:rPr>
+                <w:color w:val="BBBBBB"/>
+                <w:sz w:val="18"/>
+                <w:szCs w:val="18"/>
+              </w:rPr>
+              <w:t xml:space="preserve">____________________________</w:t>
+            </w:r>
+          </w:p>
+          <w:p>
+            <w:pPr>
+              <w:spacing w:after="30" w:before="40"/>
+            </w:pPr>
+            <w:r>
+              <w:rPr>
+                <w:b/>
+                <w:bCs/>
+                <w:color w:val="7A5400"/>
+                <w:sz w:val="18"/>
+                <w:szCs w:val="18"/>
+              </w:rPr>
+              <w:t xml:space="preserve">Therefore... ______________</w:t>
+            </w:r>
+          </w:p>
+          <w:p>
+            <w:pPr>
+              <w:spacing w:after="50" w:before="0"/>
+            </w:pPr>
+            <w:r>
+              <w:rPr>
+                <w:color w:val="BBBBBB"/>
+                <w:sz w:val="18"/>
+                <w:szCs w:val="18"/>
+              </w:rPr>
+              <w:t xml:space="preserve">____________________________</w:t>
+            </w:r>
+          </w:p>
+        </w:tc>
+      </w:tr>
+    </w:tbl>
     <w:p>
       <w:pPr>
         <w:spacing w:after="60" w:before="0"/>
       </w:pPr>
       <w:r>
-        <w:rPr>
-          <w:i/>
-          <w:iCs/>
-          <w:color w:val="3F4D5C"/>
-          <w:sz w:val="20"/>
-          <w:szCs w:val="20"/>
-        </w:rPr>
-        <w:t xml:space="preserve">B. Los puntos (1, 2) y (6, 2) están en la misma línea horizontal. ¿Cuál es la distancia entre ellos?</w:t>
-      </w:r>
-    </w:p>
-    <w:p>
-      <w:pPr>
-        <w:spacing w:after="80" w:before="0"/>
-      </w:pPr>
-      <w:r>
-        <w:rPr>
-          <w:color w:val="BBBBBB"/>
-        </w:rPr>
-        <w:t xml:space="preserve">____________________________________________________</w:t>
-      </w:r>
-    </w:p>
-    <w:p>
-      <w:pPr>
-        <w:spacing w:after="40" w:before="0"/>
-      </w:pPr>
-      <w:r>
-        <w:rPr>
-          <w:sz w:val="22"/>
-          <w:szCs w:val="22"/>
-        </w:rPr>
-        <w:t xml:space="preserve">3.  A rectangle has sides of 5, 3, 5, and 3 units. What is its perimeter?</w:t>
-      </w:r>
-    </w:p>
+        <w:t xml:space="preserve"/>
+      </w:r>
+    </w:p>
+    <w:tbl>
+      <w:tblPr>
+        <w:tblW w:type="dxa" w:w="9360"/>
+        <w:tblBorders>
+          <w:top w:val="single" w:color="C7D2DD" w:sz="6"/>
+          <w:left w:val="single" w:color="C7D2DD" w:sz="6"/>
+          <w:bottom w:val="single" w:color="C7D2DD" w:sz="6"/>
+          <w:right w:val="single" w:color="C7D2DD" w:sz="6"/>
+          <w:insideH w:val="single" w:color="C7D2DD" w:sz="6"/>
+          <w:insideV w:val="single" w:color="C7D2DD" w:sz="6"/>
+        </w:tblBorders>
+      </w:tblPr>
+      <w:tblGrid>
+        <w:gridCol w:w="2800"/>
+        <w:gridCol w:w="3560"/>
+        <w:gridCol w:w="3000"/>
+      </w:tblGrid>
+      <w:tr>
+        <w:trPr>
+          <w:cantSplit/>
+          <w:tblHeader/>
+        </w:trPr>
+        <w:tc>
+          <w:tcPr>
+            <w:tcW w:type="dxa" w:w="2800"/>
+            <w:shd w:fill="EEF4F8" w:color="auto" w:val="clear"/>
+            <w:tcMar>
+              <w:top w:type="dxa" w:w="60"/>
+              <w:left w:type="dxa" w:w="100"/>
+              <w:bottom w:type="dxa" w:w="60"/>
+              <w:right w:type="dxa" w:w="100"/>
+            </w:tcMar>
+          </w:tcPr>
+          <w:p>
+            <w:pPr>
+              <w:spacing w:after="0" w:before="0"/>
+            </w:pPr>
+            <w:r>
+              <w:rPr>
+                <w:b/>
+                <w:bCs/>
+                <w:color w:val="0F2B3C"/>
+                <w:sz w:val="16"/>
+                <w:szCs w:val="16"/>
+              </w:rPr>
+              <w:t xml:space="preserve">CORE PROBLEM / GIVEN REPRESENTATION</w:t>
+            </w:r>
+          </w:p>
+        </w:tc>
+        <w:tc>
+          <w:tcPr>
+            <w:tcW w:type="dxa" w:w="3560"/>
+            <w:shd w:fill="EEF4F8" w:color="auto" w:val="clear"/>
+            <w:tcMar>
+              <w:top w:type="dxa" w:w="60"/>
+              <w:left w:type="dxa" w:w="100"/>
+              <w:bottom w:type="dxa" w:w="60"/>
+              <w:right w:type="dxa" w:w="100"/>
+            </w:tcMar>
+          </w:tcPr>
+          <w:p>
+            <w:pPr>
+              <w:spacing w:after="0" w:before="0"/>
+            </w:pPr>
+            <w:r>
+              <w:rPr>
+                <w:b/>
+                <w:bCs/>
+                <w:color w:val="0F2B3C"/>
+                <w:sz w:val="16"/>
+                <w:szCs w:val="16"/>
+              </w:rPr>
+              <w:t xml:space="preserve">WORKING SPACE / CALCULATION STEPS</w:t>
+            </w:r>
+          </w:p>
+        </w:tc>
+        <w:tc>
+          <w:tcPr>
+            <w:tcW w:type="dxa" w:w="3000"/>
+            <w:shd w:fill="FBF3E2" w:color="auto" w:val="clear"/>
+            <w:tcMar>
+              <w:top w:type="dxa" w:w="60"/>
+              <w:left w:type="dxa" w:w="100"/>
+              <w:bottom w:type="dxa" w:w="60"/>
+              <w:right w:type="dxa" w:w="100"/>
+            </w:tcMar>
+          </w:tcPr>
+          <w:p>
+            <w:pPr>
+              <w:spacing w:after="0" w:before="0"/>
+            </w:pPr>
+            <w:r>
+              <w:rPr>
+                <w:b/>
+                <w:bCs/>
+                <w:color w:val="7A5400"/>
+                <w:sz w:val="16"/>
+                <w:szCs w:val="16"/>
+              </w:rPr>
+              <w:t xml:space="preserve">EXPLAIN YOUR REASONING</w:t>
+            </w:r>
+          </w:p>
+        </w:tc>
+      </w:tr>
+      <w:tr>
+        <w:trPr>
+          <w:cantSplit/>
+        </w:trPr>
+        <w:tc>
+          <w:tcPr>
+            <w:tcW w:type="dxa" w:w="2800"/>
+            <w:tcMar>
+              <w:top w:type="dxa" w:w="80"/>
+              <w:left w:type="dxa" w:w="100"/>
+              <w:bottom w:type="dxa" w:w="80"/>
+              <w:right w:type="dxa" w:w="100"/>
+            </w:tcMar>
+            <w:vAlign w:val="top"/>
+          </w:tcPr>
+          <w:p>
+            <w:pPr>
+              <w:spacing w:after="40" w:before="0"/>
+            </w:pPr>
+            <w:r>
+              <w:rPr>
+                <w:b/>
+                <w:bCs/>
+                <w:color w:val="0F2B3C"/>
+                <w:sz w:val="20"/>
+                <w:szCs w:val="20"/>
+              </w:rPr>
+              <w:t xml:space="preserve">3.  A rectangle has sides of 5, 3, 5, and 3 units. What is its perimeter?</w:t>
+            </w:r>
+          </w:p>
+          <w:p>
+            <w:pPr>
+              <w:spacing w:after="40" w:before="0"/>
+            </w:pPr>
+            <w:r>
+              <w:rPr>
+                <w:i/>
+                <w:iCs/>
+                <w:color w:val="3F4D5C"/>
+                <w:sz w:val="20"/>
+                <w:szCs w:val="20"/>
+              </w:rPr>
+              <w:t xml:space="preserve">C. Un rectángulo tiene lados de 5, 3, 5 y 3 unidades. ¿Cuál es su perímetro?</w:t>
+            </w:r>
+          </w:p>
+        </w:tc>
+        <w:tc>
+          <w:tcPr>
+            <w:tcW w:type="dxa" w:w="3560"/>
+            <w:tcMar>
+              <w:top w:type="dxa" w:w="80"/>
+              <w:left w:type="dxa" w:w="100"/>
+              <w:bottom w:type="dxa" w:w="80"/>
+              <w:right w:type="dxa" w:w="100"/>
+            </w:tcMar>
+            <w:vAlign w:val="top"/>
+          </w:tcPr>
+          <w:p>
+            <w:pPr>
+              <w:spacing w:after="50" w:before="0"/>
+            </w:pPr>
+            <w:r>
+              <w:rPr>
+                <w:color w:val="BBBBBB"/>
+                <w:sz w:val="18"/>
+                <w:szCs w:val="18"/>
+              </w:rPr>
+              <w:t xml:space="preserve">____________________________</w:t>
+            </w:r>
+          </w:p>
+          <w:p>
+            <w:pPr>
+              <w:spacing w:after="50" w:before="0"/>
+            </w:pPr>
+            <w:r>
+              <w:rPr>
+                <w:color w:val="BBBBBB"/>
+                <w:sz w:val="18"/>
+                <w:szCs w:val="18"/>
+              </w:rPr>
+              <w:t xml:space="preserve">____________________________</w:t>
+            </w:r>
+          </w:p>
+          <w:p>
+            <w:pPr>
+              <w:spacing w:after="50" w:before="0"/>
+            </w:pPr>
+            <w:r>
+              <w:rPr>
+                <w:color w:val="BBBBBB"/>
+                <w:sz w:val="18"/>
+                <w:szCs w:val="18"/>
+              </w:rPr>
+              <w:t xml:space="preserve">____________________________</w:t>
+            </w:r>
+          </w:p>
+          <w:p>
+            <w:pPr>
+              <w:spacing w:after="50" w:before="0"/>
+            </w:pPr>
+            <w:r>
+              <w:rPr>
+                <w:color w:val="BBBBBB"/>
+                <w:sz w:val="18"/>
+                <w:szCs w:val="18"/>
+              </w:rPr>
+              <w:t xml:space="preserve">____________________________</w:t>
+            </w:r>
+          </w:p>
+        </w:tc>
+        <w:tc>
+          <w:tcPr>
+            <w:tcW w:type="dxa" w:w="3000"/>
+            <w:shd w:fill="FBF3E2" w:color="auto" w:val="clear"/>
+            <w:tcMar>
+              <w:top w:type="dxa" w:w="80"/>
+              <w:left w:type="dxa" w:w="100"/>
+              <w:bottom w:type="dxa" w:w="80"/>
+              <w:right w:type="dxa" w:w="100"/>
+            </w:tcMar>
+            <w:vAlign w:val="top"/>
+          </w:tcPr>
+          <w:p>
+            <w:pPr>
+              <w:spacing w:after="30" w:before="0"/>
+            </w:pPr>
+            <w:r>
+              <w:rPr>
+                <w:b/>
+                <w:bCs/>
+                <w:color w:val="0F2B3C"/>
+                <w:sz w:val="18"/>
+                <w:szCs w:val="18"/>
+              </w:rPr>
+              <w:t xml:space="preserve">Because... ________________</w:t>
+            </w:r>
+          </w:p>
+          <w:p>
+            <w:pPr>
+              <w:spacing w:after="50" w:before="0"/>
+            </w:pPr>
+            <w:r>
+              <w:rPr>
+                <w:color w:val="BBBBBB"/>
+                <w:sz w:val="18"/>
+                <w:szCs w:val="18"/>
+              </w:rPr>
+              <w:t xml:space="preserve">____________________________</w:t>
+            </w:r>
+          </w:p>
+          <w:p>
+            <w:pPr>
+              <w:spacing w:after="30" w:before="40"/>
+            </w:pPr>
+            <w:r>
+              <w:rPr>
+                <w:b/>
+                <w:bCs/>
+                <w:color w:val="1A6FB5"/>
+                <w:sz w:val="18"/>
+                <w:szCs w:val="18"/>
+              </w:rPr>
+              <w:t xml:space="preserve">Although... _______________</w:t>
+            </w:r>
+          </w:p>
+          <w:p>
+            <w:pPr>
+              <w:spacing w:after="50" w:before="0"/>
+            </w:pPr>
+            <w:r>
+              <w:rPr>
+                <w:color w:val="BBBBBB"/>
+                <w:sz w:val="18"/>
+                <w:szCs w:val="18"/>
+              </w:rPr>
+              <w:t xml:space="preserve">____________________________</w:t>
+            </w:r>
+          </w:p>
+          <w:p>
+            <w:pPr>
+              <w:spacing w:after="30" w:before="40"/>
+            </w:pPr>
+            <w:r>
+              <w:rPr>
+                <w:b/>
+                <w:bCs/>
+                <w:color w:val="7A5400"/>
+                <w:sz w:val="18"/>
+                <w:szCs w:val="18"/>
+              </w:rPr>
+              <w:t xml:space="preserve">Therefore... ______________</w:t>
+            </w:r>
+          </w:p>
+          <w:p>
+            <w:pPr>
+              <w:spacing w:after="50" w:before="0"/>
+            </w:pPr>
+            <w:r>
+              <w:rPr>
+                <w:color w:val="BBBBBB"/>
+                <w:sz w:val="18"/>
+                <w:szCs w:val="18"/>
+              </w:rPr>
+              <w:t xml:space="preserve">____________________________</w:t>
+            </w:r>
+          </w:p>
+        </w:tc>
+      </w:tr>
+    </w:tbl>
     <w:p>
       <w:pPr>
         <w:spacing w:after="60" w:before="0"/>
       </w:pPr>
       <w:r>
-        <w:rPr>
-          <w:i/>
-          <w:iCs/>
-          <w:color w:val="3F4D5C"/>
-          <w:sz w:val="20"/>
-          <w:szCs w:val="20"/>
-        </w:rPr>
-        <w:t xml:space="preserve">C. Un rectángulo tiene lados de 5, 3, 5 y 3 unidades. ¿Cuál es su perímetro?</w:t>
-      </w:r>
-    </w:p>
-    <w:p>
-      <w:pPr>
-        <w:spacing w:after="80" w:before="0"/>
-      </w:pPr>
-      <w:r>
-        <w:rPr>
-          <w:color w:val="BBBBBB"/>
-        </w:rPr>
-        <w:t xml:space="preserve">____________________________________________________</w:t>
-      </w:r>
-    </w:p>
-    <w:p>
-      <w:pPr>
-        <w:spacing w:after="40" w:before="0"/>
-      </w:pPr>
-      <w:r>
-        <w:rPr>
-          <w:sz w:val="22"/>
-          <w:szCs w:val="22"/>
-        </w:rPr>
-        <w:t xml:space="preserve">4.  What is the area of a rectangle 5 units long and 3 units wide?</w:t>
-      </w:r>
-    </w:p>
+        <w:t xml:space="preserve"/>
+      </w:r>
+    </w:p>
+    <w:tbl>
+      <w:tblPr>
+        <w:tblW w:type="dxa" w:w="9360"/>
+        <w:tblBorders>
+          <w:top w:val="single" w:color="C7D2DD" w:sz="6"/>
+          <w:left w:val="single" w:color="C7D2DD" w:sz="6"/>
+          <w:bottom w:val="single" w:color="C7D2DD" w:sz="6"/>
+          <w:right w:val="single" w:color="C7D2DD" w:sz="6"/>
+          <w:insideH w:val="single" w:color="C7D2DD" w:sz="6"/>
+          <w:insideV w:val="single" w:color="C7D2DD" w:sz="6"/>
+        </w:tblBorders>
+      </w:tblPr>
+      <w:tblGrid>
+        <w:gridCol w:w="2800"/>
+        <w:gridCol w:w="3560"/>
+        <w:gridCol w:w="3000"/>
+      </w:tblGrid>
+      <w:tr>
+        <w:trPr>
+          <w:cantSplit/>
+          <w:tblHeader/>
+        </w:trPr>
+        <w:tc>
+          <w:tcPr>
+            <w:tcW w:type="dxa" w:w="2800"/>
+            <w:shd w:fill="EEF4F8" w:color="auto" w:val="clear"/>
+            <w:tcMar>
+              <w:top w:type="dxa" w:w="60"/>
+              <w:left w:type="dxa" w:w="100"/>
+              <w:bottom w:type="dxa" w:w="60"/>
+              <w:right w:type="dxa" w:w="100"/>
+            </w:tcMar>
+          </w:tcPr>
+          <w:p>
+            <w:pPr>
+              <w:spacing w:after="0" w:before="0"/>
+            </w:pPr>
+            <w:r>
+              <w:rPr>
+                <w:b/>
+                <w:bCs/>
+                <w:color w:val="0F2B3C"/>
+                <w:sz w:val="16"/>
+                <w:szCs w:val="16"/>
+              </w:rPr>
+              <w:t xml:space="preserve">CORE PROBLEM / GIVEN REPRESENTATION</w:t>
+            </w:r>
+          </w:p>
+        </w:tc>
+        <w:tc>
+          <w:tcPr>
+            <w:tcW w:type="dxa" w:w="3560"/>
+            <w:shd w:fill="EEF4F8" w:color="auto" w:val="clear"/>
+            <w:tcMar>
+              <w:top w:type="dxa" w:w="60"/>
+              <w:left w:type="dxa" w:w="100"/>
+              <w:bottom w:type="dxa" w:w="60"/>
+              <w:right w:type="dxa" w:w="100"/>
+            </w:tcMar>
+          </w:tcPr>
+          <w:p>
+            <w:pPr>
+              <w:spacing w:after="0" w:before="0"/>
+            </w:pPr>
+            <w:r>
+              <w:rPr>
+                <w:b/>
+                <w:bCs/>
+                <w:color w:val="0F2B3C"/>
+                <w:sz w:val="16"/>
+                <w:szCs w:val="16"/>
+              </w:rPr>
+              <w:t xml:space="preserve">WORKING SPACE / CALCULATION STEPS</w:t>
+            </w:r>
+          </w:p>
+        </w:tc>
+        <w:tc>
+          <w:tcPr>
+            <w:tcW w:type="dxa" w:w="3000"/>
+            <w:shd w:fill="FBF3E2" w:color="auto" w:val="clear"/>
+            <w:tcMar>
+              <w:top w:type="dxa" w:w="60"/>
+              <w:left w:type="dxa" w:w="100"/>
+              <w:bottom w:type="dxa" w:w="60"/>
+              <w:right w:type="dxa" w:w="100"/>
+            </w:tcMar>
+          </w:tcPr>
+          <w:p>
+            <w:pPr>
+              <w:spacing w:after="0" w:before="0"/>
+            </w:pPr>
+            <w:r>
+              <w:rPr>
+                <w:b/>
+                <w:bCs/>
+                <w:color w:val="7A5400"/>
+                <w:sz w:val="16"/>
+                <w:szCs w:val="16"/>
+              </w:rPr>
+              <w:t xml:space="preserve">EXPLAIN YOUR REASONING</w:t>
+            </w:r>
+          </w:p>
+        </w:tc>
+      </w:tr>
+      <w:tr>
+        <w:trPr>
+          <w:cantSplit/>
+        </w:trPr>
+        <w:tc>
+          <w:tcPr>
+            <w:tcW w:type="dxa" w:w="2800"/>
+            <w:tcMar>
+              <w:top w:type="dxa" w:w="80"/>
+              <w:left w:type="dxa" w:w="100"/>
+              <w:bottom w:type="dxa" w:w="80"/>
+              <w:right w:type="dxa" w:w="100"/>
+            </w:tcMar>
+            <w:vAlign w:val="top"/>
+          </w:tcPr>
+          <w:p>
+            <w:pPr>
+              <w:spacing w:after="40" w:before="0"/>
+            </w:pPr>
+            <w:r>
+              <w:rPr>
+                <w:b/>
+                <w:bCs/>
+                <w:color w:val="0F2B3C"/>
+                <w:sz w:val="20"/>
+                <w:szCs w:val="20"/>
+              </w:rPr>
+              <w:t xml:space="preserve">4.  What is the area of a rectangle 5 units long and 3 units wide?</w:t>
+            </w:r>
+          </w:p>
+          <w:p>
+            <w:pPr>
+              <w:spacing w:after="40" w:before="0"/>
+            </w:pPr>
+            <w:r>
+              <w:rPr>
+                <w:i/>
+                <w:iCs/>
+                <w:color w:val="3F4D5C"/>
+                <w:sz w:val="20"/>
+                <w:szCs w:val="20"/>
+              </w:rPr>
+              <w:t xml:space="preserve">D. ¿Cuál es el área de un rectángulo de 5 unidades de largo y 3 unidades de ancho?</w:t>
+            </w:r>
+          </w:p>
+        </w:tc>
+        <w:tc>
+          <w:tcPr>
+            <w:tcW w:type="dxa" w:w="3560"/>
+            <w:tcMar>
+              <w:top w:type="dxa" w:w="80"/>
+              <w:left w:type="dxa" w:w="100"/>
+              <w:bottom w:type="dxa" w:w="80"/>
+              <w:right w:type="dxa" w:w="100"/>
+            </w:tcMar>
+            <w:vAlign w:val="top"/>
+          </w:tcPr>
+          <w:p>
+            <w:pPr>
+              <w:spacing w:after="50" w:before="0"/>
+            </w:pPr>
+            <w:r>
+              <w:rPr>
+                <w:color w:val="BBBBBB"/>
+                <w:sz w:val="18"/>
+                <w:szCs w:val="18"/>
+              </w:rPr>
+              <w:t xml:space="preserve">____________________________</w:t>
+            </w:r>
+          </w:p>
+          <w:p>
+            <w:pPr>
+              <w:spacing w:after="50" w:before="0"/>
+            </w:pPr>
+            <w:r>
+              <w:rPr>
+                <w:color w:val="BBBBBB"/>
+                <w:sz w:val="18"/>
+                <w:szCs w:val="18"/>
+              </w:rPr>
+              <w:t xml:space="preserve">____________________________</w:t>
+            </w:r>
+          </w:p>
+          <w:p>
+            <w:pPr>
+              <w:spacing w:after="50" w:before="0"/>
+            </w:pPr>
+            <w:r>
+              <w:rPr>
+                <w:color w:val="BBBBBB"/>
+                <w:sz w:val="18"/>
+                <w:szCs w:val="18"/>
+              </w:rPr>
+              <w:t xml:space="preserve">____________________________</w:t>
+            </w:r>
+          </w:p>
+          <w:p>
+            <w:pPr>
+              <w:spacing w:after="50" w:before="0"/>
+            </w:pPr>
+            <w:r>
+              <w:rPr>
+                <w:color w:val="BBBBBB"/>
+                <w:sz w:val="18"/>
+                <w:szCs w:val="18"/>
+              </w:rPr>
+              <w:t xml:space="preserve">____________________________</w:t>
+            </w:r>
+          </w:p>
+        </w:tc>
+        <w:tc>
+          <w:tcPr>
+            <w:tcW w:type="dxa" w:w="3000"/>
+            <w:shd w:fill="FBF3E2" w:color="auto" w:val="clear"/>
+            <w:tcMar>
+              <w:top w:type="dxa" w:w="80"/>
+              <w:left w:type="dxa" w:w="100"/>
+              <w:bottom w:type="dxa" w:w="80"/>
+              <w:right w:type="dxa" w:w="100"/>
+            </w:tcMar>
+            <w:vAlign w:val="top"/>
+          </w:tcPr>
+          <w:p>
+            <w:pPr>
+              <w:spacing w:after="30" w:before="0"/>
+            </w:pPr>
+            <w:r>
+              <w:rPr>
+                <w:b/>
+                <w:bCs/>
+                <w:color w:val="0F2B3C"/>
+                <w:sz w:val="18"/>
+                <w:szCs w:val="18"/>
+              </w:rPr>
+              <w:t xml:space="preserve">Because... ________________</w:t>
+            </w:r>
+          </w:p>
+          <w:p>
+            <w:pPr>
+              <w:spacing w:after="50" w:before="0"/>
+            </w:pPr>
+            <w:r>
+              <w:rPr>
+                <w:color w:val="BBBBBB"/>
+                <w:sz w:val="18"/>
+                <w:szCs w:val="18"/>
+              </w:rPr>
+              <w:t xml:space="preserve">____________________________</w:t>
+            </w:r>
+          </w:p>
+          <w:p>
+            <w:pPr>
+              <w:spacing w:after="30" w:before="40"/>
+            </w:pPr>
+            <w:r>
+              <w:rPr>
+                <w:b/>
+                <w:bCs/>
+                <w:color w:val="1A6FB5"/>
+                <w:sz w:val="18"/>
+                <w:szCs w:val="18"/>
+              </w:rPr>
+              <w:t xml:space="preserve">Although... _______________</w:t>
+            </w:r>
+          </w:p>
+          <w:p>
+            <w:pPr>
+              <w:spacing w:after="50" w:before="0"/>
+            </w:pPr>
+            <w:r>
+              <w:rPr>
+                <w:color w:val="BBBBBB"/>
+                <w:sz w:val="18"/>
+                <w:szCs w:val="18"/>
+              </w:rPr>
+              <w:t xml:space="preserve">____________________________</w:t>
+            </w:r>
+          </w:p>
+          <w:p>
+            <w:pPr>
+              <w:spacing w:after="30" w:before="40"/>
+            </w:pPr>
+            <w:r>
+              <w:rPr>
+                <w:b/>
+                <w:bCs/>
+                <w:color w:val="7A5400"/>
+                <w:sz w:val="18"/>
+                <w:szCs w:val="18"/>
+              </w:rPr>
+              <w:t xml:space="preserve">Therefore... ______________</w:t>
+            </w:r>
+          </w:p>
+          <w:p>
+            <w:pPr>
+              <w:spacing w:after="50" w:before="0"/>
+            </w:pPr>
+            <w:r>
+              <w:rPr>
+                <w:color w:val="BBBBBB"/>
+                <w:sz w:val="18"/>
+                <w:szCs w:val="18"/>
+              </w:rPr>
+              <w:t xml:space="preserve">____________________________</w:t>
+            </w:r>
+          </w:p>
+        </w:tc>
+      </w:tr>
+    </w:tbl>
     <w:p>
       <w:pPr>
         <w:spacing w:after="60" w:before="0"/>
       </w:pPr>
       <w:r>
-        <w:rPr>
-          <w:i/>
-          <w:iCs/>
-          <w:color w:val="3F4D5C"/>
-          <w:sz w:val="20"/>
-          <w:szCs w:val="20"/>
-        </w:rPr>
-        <w:t xml:space="preserve">D. ¿Cuál es el área de un rectángulo de 5 unidades de largo y 3 unidades de ancho?</w:t>
-      </w:r>
-    </w:p>
-    <w:p>
-      <w:pPr>
-        <w:spacing w:after="80" w:before="0"/>
-      </w:pPr>
-      <w:r>
-        <w:rPr>
-          <w:color w:val="BBBBBB"/>
-        </w:rPr>
-        <w:t xml:space="preserve">____________________________________________________</w:t>
+        <w:t xml:space="preserve"/>
       </w:r>
     </w:p>
     <w:p>
@@ -353,169 +2461,1301 @@
         <w:t xml:space="preserve">Halla distancias a través de un eje.</w:t>
       </w:r>
     </w:p>
-    <w:p>
-      <w:pPr>
-        <w:spacing w:after="40" w:before="0"/>
-      </w:pPr>
-      <w:r>
-        <w:rPr>
-          <w:sz w:val="22"/>
-          <w:szCs w:val="22"/>
-        </w:rPr>
-        <w:t xml:space="preserve">1.  What is the distance between (−4, 5) and (2, 5)?</w:t>
-      </w:r>
-    </w:p>
+    <w:tbl>
+      <w:tblPr>
+        <w:tblW w:type="dxa" w:w="9360"/>
+        <w:tblBorders>
+          <w:top w:val="single" w:color="C7D2DD" w:sz="6"/>
+          <w:left w:val="single" w:color="C7D2DD" w:sz="6"/>
+          <w:bottom w:val="single" w:color="C7D2DD" w:sz="6"/>
+          <w:right w:val="single" w:color="C7D2DD" w:sz="6"/>
+          <w:insideH w:val="single" w:color="C7D2DD" w:sz="6"/>
+          <w:insideV w:val="single" w:color="C7D2DD" w:sz="6"/>
+        </w:tblBorders>
+      </w:tblPr>
+      <w:tblGrid>
+        <w:gridCol w:w="2800"/>
+        <w:gridCol w:w="3560"/>
+        <w:gridCol w:w="3000"/>
+      </w:tblGrid>
+      <w:tr>
+        <w:trPr>
+          <w:cantSplit/>
+          <w:tblHeader/>
+        </w:trPr>
+        <w:tc>
+          <w:tcPr>
+            <w:tcW w:type="dxa" w:w="2800"/>
+            <w:shd w:fill="EEF4F8" w:color="auto" w:val="clear"/>
+            <w:tcMar>
+              <w:top w:type="dxa" w:w="60"/>
+              <w:left w:type="dxa" w:w="100"/>
+              <w:bottom w:type="dxa" w:w="60"/>
+              <w:right w:type="dxa" w:w="100"/>
+            </w:tcMar>
+          </w:tcPr>
+          <w:p>
+            <w:pPr>
+              <w:spacing w:after="0" w:before="0"/>
+            </w:pPr>
+            <w:r>
+              <w:rPr>
+                <w:b/>
+                <w:bCs/>
+                <w:color w:val="0F2B3C"/>
+                <w:sz w:val="16"/>
+                <w:szCs w:val="16"/>
+              </w:rPr>
+              <w:t xml:space="preserve">CORE PROBLEM / GIVEN REPRESENTATION</w:t>
+            </w:r>
+          </w:p>
+        </w:tc>
+        <w:tc>
+          <w:tcPr>
+            <w:tcW w:type="dxa" w:w="3560"/>
+            <w:shd w:fill="EEF4F8" w:color="auto" w:val="clear"/>
+            <w:tcMar>
+              <w:top w:type="dxa" w:w="60"/>
+              <w:left w:type="dxa" w:w="100"/>
+              <w:bottom w:type="dxa" w:w="60"/>
+              <w:right w:type="dxa" w:w="100"/>
+            </w:tcMar>
+          </w:tcPr>
+          <w:p>
+            <w:pPr>
+              <w:spacing w:after="0" w:before="0"/>
+            </w:pPr>
+            <w:r>
+              <w:rPr>
+                <w:b/>
+                <w:bCs/>
+                <w:color w:val="0F2B3C"/>
+                <w:sz w:val="16"/>
+                <w:szCs w:val="16"/>
+              </w:rPr>
+              <w:t xml:space="preserve">WORKING SPACE / CALCULATION STEPS</w:t>
+            </w:r>
+          </w:p>
+        </w:tc>
+        <w:tc>
+          <w:tcPr>
+            <w:tcW w:type="dxa" w:w="3000"/>
+            <w:shd w:fill="FBF3E2" w:color="auto" w:val="clear"/>
+            <w:tcMar>
+              <w:top w:type="dxa" w:w="60"/>
+              <w:left w:type="dxa" w:w="100"/>
+              <w:bottom w:type="dxa" w:w="60"/>
+              <w:right w:type="dxa" w:w="100"/>
+            </w:tcMar>
+          </w:tcPr>
+          <w:p>
+            <w:pPr>
+              <w:spacing w:after="0" w:before="0"/>
+            </w:pPr>
+            <w:r>
+              <w:rPr>
+                <w:b/>
+                <w:bCs/>
+                <w:color w:val="7A5400"/>
+                <w:sz w:val="16"/>
+                <w:szCs w:val="16"/>
+              </w:rPr>
+              <w:t xml:space="preserve">EXPLAIN YOUR REASONING</w:t>
+            </w:r>
+          </w:p>
+        </w:tc>
+      </w:tr>
+      <w:tr>
+        <w:trPr>
+          <w:cantSplit/>
+        </w:trPr>
+        <w:tc>
+          <w:tcPr>
+            <w:tcW w:type="dxa" w:w="2800"/>
+            <w:tcMar>
+              <w:top w:type="dxa" w:w="80"/>
+              <w:left w:type="dxa" w:w="100"/>
+              <w:bottom w:type="dxa" w:w="80"/>
+              <w:right w:type="dxa" w:w="100"/>
+            </w:tcMar>
+            <w:vAlign w:val="top"/>
+          </w:tcPr>
+          <w:p>
+            <w:pPr>
+              <w:spacing w:after="40" w:before="0"/>
+            </w:pPr>
+            <w:r>
+              <w:rPr>
+                <w:b/>
+                <w:bCs/>
+                <w:color w:val="0F2B3C"/>
+                <w:sz w:val="20"/>
+                <w:szCs w:val="20"/>
+              </w:rPr>
+              <w:t xml:space="preserve">1.  What is the distance between (−4, 5) and (2, 5)?</w:t>
+            </w:r>
+          </w:p>
+          <w:p>
+            <w:pPr>
+              <w:spacing w:after="40" w:before="0"/>
+            </w:pPr>
+            <w:r>
+              <w:rPr>
+                <w:i/>
+                <w:iCs/>
+                <w:color w:val="3F4D5C"/>
+                <w:sz w:val="20"/>
+                <w:szCs w:val="20"/>
+              </w:rPr>
+              <w:t xml:space="preserve">A. ¿Cuál es la distancia entre (−4, 5) y (2, 5)?</w:t>
+            </w:r>
+          </w:p>
+        </w:tc>
+        <w:tc>
+          <w:tcPr>
+            <w:tcW w:type="dxa" w:w="3560"/>
+            <w:tcMar>
+              <w:top w:type="dxa" w:w="80"/>
+              <w:left w:type="dxa" w:w="100"/>
+              <w:bottom w:type="dxa" w:w="80"/>
+              <w:right w:type="dxa" w:w="100"/>
+            </w:tcMar>
+            <w:vAlign w:val="top"/>
+          </w:tcPr>
+          <w:p>
+            <w:pPr>
+              <w:spacing w:after="50" w:before="0"/>
+            </w:pPr>
+            <w:r>
+              <w:rPr>
+                <w:color w:val="BBBBBB"/>
+                <w:sz w:val="18"/>
+                <w:szCs w:val="18"/>
+              </w:rPr>
+              <w:t xml:space="preserve">____________________________</w:t>
+            </w:r>
+          </w:p>
+          <w:p>
+            <w:pPr>
+              <w:spacing w:after="50" w:before="0"/>
+            </w:pPr>
+            <w:r>
+              <w:rPr>
+                <w:color w:val="BBBBBB"/>
+                <w:sz w:val="18"/>
+                <w:szCs w:val="18"/>
+              </w:rPr>
+              <w:t xml:space="preserve">____________________________</w:t>
+            </w:r>
+          </w:p>
+          <w:p>
+            <w:pPr>
+              <w:spacing w:after="50" w:before="0"/>
+            </w:pPr>
+            <w:r>
+              <w:rPr>
+                <w:color w:val="BBBBBB"/>
+                <w:sz w:val="18"/>
+                <w:szCs w:val="18"/>
+              </w:rPr>
+              <w:t xml:space="preserve">____________________________</w:t>
+            </w:r>
+          </w:p>
+          <w:p>
+            <w:pPr>
+              <w:spacing w:after="50" w:before="0"/>
+            </w:pPr>
+            <w:r>
+              <w:rPr>
+                <w:color w:val="BBBBBB"/>
+                <w:sz w:val="18"/>
+                <w:szCs w:val="18"/>
+              </w:rPr>
+              <w:t xml:space="preserve">____________________________</w:t>
+            </w:r>
+          </w:p>
+        </w:tc>
+        <w:tc>
+          <w:tcPr>
+            <w:tcW w:type="dxa" w:w="3000"/>
+            <w:shd w:fill="FBF3E2" w:color="auto" w:val="clear"/>
+            <w:tcMar>
+              <w:top w:type="dxa" w:w="80"/>
+              <w:left w:type="dxa" w:w="100"/>
+              <w:bottom w:type="dxa" w:w="80"/>
+              <w:right w:type="dxa" w:w="100"/>
+            </w:tcMar>
+            <w:vAlign w:val="top"/>
+          </w:tcPr>
+          <w:p>
+            <w:pPr>
+              <w:spacing w:after="30" w:before="0"/>
+            </w:pPr>
+            <w:r>
+              <w:rPr>
+                <w:b/>
+                <w:bCs/>
+                <w:color w:val="0F2B3C"/>
+                <w:sz w:val="18"/>
+                <w:szCs w:val="18"/>
+              </w:rPr>
+              <w:t xml:space="preserve">Because... ________________</w:t>
+            </w:r>
+          </w:p>
+          <w:p>
+            <w:pPr>
+              <w:spacing w:after="50" w:before="0"/>
+            </w:pPr>
+            <w:r>
+              <w:rPr>
+                <w:color w:val="BBBBBB"/>
+                <w:sz w:val="18"/>
+                <w:szCs w:val="18"/>
+              </w:rPr>
+              <w:t xml:space="preserve">____________________________</w:t>
+            </w:r>
+          </w:p>
+          <w:p>
+            <w:pPr>
+              <w:spacing w:after="30" w:before="40"/>
+            </w:pPr>
+            <w:r>
+              <w:rPr>
+                <w:b/>
+                <w:bCs/>
+                <w:color w:val="1A6FB5"/>
+                <w:sz w:val="18"/>
+                <w:szCs w:val="18"/>
+              </w:rPr>
+              <w:t xml:space="preserve">Although... _______________</w:t>
+            </w:r>
+          </w:p>
+          <w:p>
+            <w:pPr>
+              <w:spacing w:after="50" w:before="0"/>
+            </w:pPr>
+            <w:r>
+              <w:rPr>
+                <w:color w:val="BBBBBB"/>
+                <w:sz w:val="18"/>
+                <w:szCs w:val="18"/>
+              </w:rPr>
+              <w:t xml:space="preserve">____________________________</w:t>
+            </w:r>
+          </w:p>
+          <w:p>
+            <w:pPr>
+              <w:spacing w:after="30" w:before="40"/>
+            </w:pPr>
+            <w:r>
+              <w:rPr>
+                <w:b/>
+                <w:bCs/>
+                <w:color w:val="7A5400"/>
+                <w:sz w:val="18"/>
+                <w:szCs w:val="18"/>
+              </w:rPr>
+              <w:t xml:space="preserve">Therefore... ______________</w:t>
+            </w:r>
+          </w:p>
+          <w:p>
+            <w:pPr>
+              <w:spacing w:after="50" w:before="0"/>
+            </w:pPr>
+            <w:r>
+              <w:rPr>
+                <w:color w:val="BBBBBB"/>
+                <w:sz w:val="18"/>
+                <w:szCs w:val="18"/>
+              </w:rPr>
+              <w:t xml:space="preserve">____________________________</w:t>
+            </w:r>
+          </w:p>
+        </w:tc>
+      </w:tr>
+    </w:tbl>
     <w:p>
       <w:pPr>
         <w:spacing w:after="60" w:before="0"/>
       </w:pPr>
       <w:r>
-        <w:rPr>
-          <w:i/>
-          <w:iCs/>
-          <w:color w:val="3F4D5C"/>
-          <w:sz w:val="20"/>
-          <w:szCs w:val="20"/>
-        </w:rPr>
-        <w:t xml:space="preserve">A. ¿Cuál es la distancia entre (−4, 5) y (2, 5)?</w:t>
-      </w:r>
-    </w:p>
-    <w:p>
-      <w:pPr>
-        <w:spacing w:after="80" w:before="0"/>
-      </w:pPr>
-      <w:r>
-        <w:rPr>
-          <w:color w:val="BBBBBB"/>
-        </w:rPr>
-        <w:t xml:space="preserve">____________________________________________________</w:t>
-      </w:r>
-    </w:p>
-    <w:p>
-      <w:pPr>
-        <w:spacing w:after="40" w:before="0"/>
-      </w:pPr>
-      <w:r>
-        <w:rPr>
-          <w:sz w:val="22"/>
-          <w:szCs w:val="22"/>
-        </w:rPr>
-        <w:t xml:space="preserve">2.  What is the distance between (3, −2) and (3, 6)?</w:t>
-      </w:r>
-    </w:p>
+        <w:t xml:space="preserve"/>
+      </w:r>
+    </w:p>
+    <w:tbl>
+      <w:tblPr>
+        <w:tblW w:type="dxa" w:w="9360"/>
+        <w:tblBorders>
+          <w:top w:val="single" w:color="C7D2DD" w:sz="6"/>
+          <w:left w:val="single" w:color="C7D2DD" w:sz="6"/>
+          <w:bottom w:val="single" w:color="C7D2DD" w:sz="6"/>
+          <w:right w:val="single" w:color="C7D2DD" w:sz="6"/>
+          <w:insideH w:val="single" w:color="C7D2DD" w:sz="6"/>
+          <w:insideV w:val="single" w:color="C7D2DD" w:sz="6"/>
+        </w:tblBorders>
+      </w:tblPr>
+      <w:tblGrid>
+        <w:gridCol w:w="2800"/>
+        <w:gridCol w:w="3560"/>
+        <w:gridCol w:w="3000"/>
+      </w:tblGrid>
+      <w:tr>
+        <w:trPr>
+          <w:cantSplit/>
+          <w:tblHeader/>
+        </w:trPr>
+        <w:tc>
+          <w:tcPr>
+            <w:tcW w:type="dxa" w:w="2800"/>
+            <w:shd w:fill="EEF4F8" w:color="auto" w:val="clear"/>
+            <w:tcMar>
+              <w:top w:type="dxa" w:w="60"/>
+              <w:left w:type="dxa" w:w="100"/>
+              <w:bottom w:type="dxa" w:w="60"/>
+              <w:right w:type="dxa" w:w="100"/>
+            </w:tcMar>
+          </w:tcPr>
+          <w:p>
+            <w:pPr>
+              <w:spacing w:after="0" w:before="0"/>
+            </w:pPr>
+            <w:r>
+              <w:rPr>
+                <w:b/>
+                <w:bCs/>
+                <w:color w:val="0F2B3C"/>
+                <w:sz w:val="16"/>
+                <w:szCs w:val="16"/>
+              </w:rPr>
+              <w:t xml:space="preserve">CORE PROBLEM / GIVEN REPRESENTATION</w:t>
+            </w:r>
+          </w:p>
+        </w:tc>
+        <w:tc>
+          <w:tcPr>
+            <w:tcW w:type="dxa" w:w="3560"/>
+            <w:shd w:fill="EEF4F8" w:color="auto" w:val="clear"/>
+            <w:tcMar>
+              <w:top w:type="dxa" w:w="60"/>
+              <w:left w:type="dxa" w:w="100"/>
+              <w:bottom w:type="dxa" w:w="60"/>
+              <w:right w:type="dxa" w:w="100"/>
+            </w:tcMar>
+          </w:tcPr>
+          <w:p>
+            <w:pPr>
+              <w:spacing w:after="0" w:before="0"/>
+            </w:pPr>
+            <w:r>
+              <w:rPr>
+                <w:b/>
+                <w:bCs/>
+                <w:color w:val="0F2B3C"/>
+                <w:sz w:val="16"/>
+                <w:szCs w:val="16"/>
+              </w:rPr>
+              <w:t xml:space="preserve">WORKING SPACE / CALCULATION STEPS</w:t>
+            </w:r>
+          </w:p>
+        </w:tc>
+        <w:tc>
+          <w:tcPr>
+            <w:tcW w:type="dxa" w:w="3000"/>
+            <w:shd w:fill="FBF3E2" w:color="auto" w:val="clear"/>
+            <w:tcMar>
+              <w:top w:type="dxa" w:w="60"/>
+              <w:left w:type="dxa" w:w="100"/>
+              <w:bottom w:type="dxa" w:w="60"/>
+              <w:right w:type="dxa" w:w="100"/>
+            </w:tcMar>
+          </w:tcPr>
+          <w:p>
+            <w:pPr>
+              <w:spacing w:after="0" w:before="0"/>
+            </w:pPr>
+            <w:r>
+              <w:rPr>
+                <w:b/>
+                <w:bCs/>
+                <w:color w:val="7A5400"/>
+                <w:sz w:val="16"/>
+                <w:szCs w:val="16"/>
+              </w:rPr>
+              <w:t xml:space="preserve">EXPLAIN YOUR REASONING</w:t>
+            </w:r>
+          </w:p>
+        </w:tc>
+      </w:tr>
+      <w:tr>
+        <w:trPr>
+          <w:cantSplit/>
+        </w:trPr>
+        <w:tc>
+          <w:tcPr>
+            <w:tcW w:type="dxa" w:w="2800"/>
+            <w:tcMar>
+              <w:top w:type="dxa" w:w="80"/>
+              <w:left w:type="dxa" w:w="100"/>
+              <w:bottom w:type="dxa" w:w="80"/>
+              <w:right w:type="dxa" w:w="100"/>
+            </w:tcMar>
+            <w:vAlign w:val="top"/>
+          </w:tcPr>
+          <w:p>
+            <w:pPr>
+              <w:spacing w:after="40" w:before="0"/>
+            </w:pPr>
+            <w:r>
+              <w:rPr>
+                <w:b/>
+                <w:bCs/>
+                <w:color w:val="0F2B3C"/>
+                <w:sz w:val="20"/>
+                <w:szCs w:val="20"/>
+              </w:rPr>
+              <w:t xml:space="preserve">2.  What is the distance between (3, −2) and (3, 6)?</w:t>
+            </w:r>
+          </w:p>
+          <w:p>
+            <w:pPr>
+              <w:spacing w:after="40" w:before="0"/>
+            </w:pPr>
+            <w:r>
+              <w:rPr>
+                <w:i/>
+                <w:iCs/>
+                <w:color w:val="3F4D5C"/>
+                <w:sz w:val="20"/>
+                <w:szCs w:val="20"/>
+              </w:rPr>
+              <w:t xml:space="preserve">B. ¿Cuál es la distancia entre (3, −2) y (3, 6)?</w:t>
+            </w:r>
+          </w:p>
+        </w:tc>
+        <w:tc>
+          <w:tcPr>
+            <w:tcW w:type="dxa" w:w="3560"/>
+            <w:tcMar>
+              <w:top w:type="dxa" w:w="80"/>
+              <w:left w:type="dxa" w:w="100"/>
+              <w:bottom w:type="dxa" w:w="80"/>
+              <w:right w:type="dxa" w:w="100"/>
+            </w:tcMar>
+            <w:vAlign w:val="top"/>
+          </w:tcPr>
+          <w:p>
+            <w:pPr>
+              <w:spacing w:after="50" w:before="0"/>
+            </w:pPr>
+            <w:r>
+              <w:rPr>
+                <w:color w:val="BBBBBB"/>
+                <w:sz w:val="18"/>
+                <w:szCs w:val="18"/>
+              </w:rPr>
+              <w:t xml:space="preserve">____________________________</w:t>
+            </w:r>
+          </w:p>
+          <w:p>
+            <w:pPr>
+              <w:spacing w:after="50" w:before="0"/>
+            </w:pPr>
+            <w:r>
+              <w:rPr>
+                <w:color w:val="BBBBBB"/>
+                <w:sz w:val="18"/>
+                <w:szCs w:val="18"/>
+              </w:rPr>
+              <w:t xml:space="preserve">____________________________</w:t>
+            </w:r>
+          </w:p>
+          <w:p>
+            <w:pPr>
+              <w:spacing w:after="50" w:before="0"/>
+            </w:pPr>
+            <w:r>
+              <w:rPr>
+                <w:color w:val="BBBBBB"/>
+                <w:sz w:val="18"/>
+                <w:szCs w:val="18"/>
+              </w:rPr>
+              <w:t xml:space="preserve">____________________________</w:t>
+            </w:r>
+          </w:p>
+          <w:p>
+            <w:pPr>
+              <w:spacing w:after="50" w:before="0"/>
+            </w:pPr>
+            <w:r>
+              <w:rPr>
+                <w:color w:val="BBBBBB"/>
+                <w:sz w:val="18"/>
+                <w:szCs w:val="18"/>
+              </w:rPr>
+              <w:t xml:space="preserve">____________________________</w:t>
+            </w:r>
+          </w:p>
+        </w:tc>
+        <w:tc>
+          <w:tcPr>
+            <w:tcW w:type="dxa" w:w="3000"/>
+            <w:shd w:fill="FBF3E2" w:color="auto" w:val="clear"/>
+            <w:tcMar>
+              <w:top w:type="dxa" w:w="80"/>
+              <w:left w:type="dxa" w:w="100"/>
+              <w:bottom w:type="dxa" w:w="80"/>
+              <w:right w:type="dxa" w:w="100"/>
+            </w:tcMar>
+            <w:vAlign w:val="top"/>
+          </w:tcPr>
+          <w:p>
+            <w:pPr>
+              <w:spacing w:after="30" w:before="0"/>
+            </w:pPr>
+            <w:r>
+              <w:rPr>
+                <w:b/>
+                <w:bCs/>
+                <w:color w:val="0F2B3C"/>
+                <w:sz w:val="18"/>
+                <w:szCs w:val="18"/>
+              </w:rPr>
+              <w:t xml:space="preserve">Because... ________________</w:t>
+            </w:r>
+          </w:p>
+          <w:p>
+            <w:pPr>
+              <w:spacing w:after="50" w:before="0"/>
+            </w:pPr>
+            <w:r>
+              <w:rPr>
+                <w:color w:val="BBBBBB"/>
+                <w:sz w:val="18"/>
+                <w:szCs w:val="18"/>
+              </w:rPr>
+              <w:t xml:space="preserve">____________________________</w:t>
+            </w:r>
+          </w:p>
+          <w:p>
+            <w:pPr>
+              <w:spacing w:after="30" w:before="40"/>
+            </w:pPr>
+            <w:r>
+              <w:rPr>
+                <w:b/>
+                <w:bCs/>
+                <w:color w:val="1A6FB5"/>
+                <w:sz w:val="18"/>
+                <w:szCs w:val="18"/>
+              </w:rPr>
+              <w:t xml:space="preserve">Although... _______________</w:t>
+            </w:r>
+          </w:p>
+          <w:p>
+            <w:pPr>
+              <w:spacing w:after="50" w:before="0"/>
+            </w:pPr>
+            <w:r>
+              <w:rPr>
+                <w:color w:val="BBBBBB"/>
+                <w:sz w:val="18"/>
+                <w:szCs w:val="18"/>
+              </w:rPr>
+              <w:t xml:space="preserve">____________________________</w:t>
+            </w:r>
+          </w:p>
+          <w:p>
+            <w:pPr>
+              <w:spacing w:after="30" w:before="40"/>
+            </w:pPr>
+            <w:r>
+              <w:rPr>
+                <w:b/>
+                <w:bCs/>
+                <w:color w:val="7A5400"/>
+                <w:sz w:val="18"/>
+                <w:szCs w:val="18"/>
+              </w:rPr>
+              <w:t xml:space="preserve">Therefore... ______________</w:t>
+            </w:r>
+          </w:p>
+          <w:p>
+            <w:pPr>
+              <w:spacing w:after="50" w:before="0"/>
+            </w:pPr>
+            <w:r>
+              <w:rPr>
+                <w:color w:val="BBBBBB"/>
+                <w:sz w:val="18"/>
+                <w:szCs w:val="18"/>
+              </w:rPr>
+              <w:t xml:space="preserve">____________________________</w:t>
+            </w:r>
+          </w:p>
+        </w:tc>
+      </w:tr>
+    </w:tbl>
     <w:p>
       <w:pPr>
         <w:spacing w:after="60" w:before="0"/>
       </w:pPr>
       <w:r>
-        <w:rPr>
-          <w:i/>
-          <w:iCs/>
-          <w:color w:val="3F4D5C"/>
-          <w:sz w:val="20"/>
-          <w:szCs w:val="20"/>
-        </w:rPr>
-        <w:t xml:space="preserve">B. ¿Cuál es la distancia entre (3, −2) y (3, 6)?</w:t>
-      </w:r>
-    </w:p>
-    <w:p>
-      <w:pPr>
-        <w:spacing w:after="80" w:before="0"/>
-      </w:pPr>
-      <w:r>
-        <w:rPr>
-          <w:color w:val="BBBBBB"/>
-        </w:rPr>
-        <w:t xml:space="preserve">____________________________________________________</w:t>
-      </w:r>
-    </w:p>
-    <w:p>
-      <w:pPr>
-        <w:spacing w:after="40" w:before="0"/>
-      </w:pPr>
-      <w:r>
-        <w:rPr>
-          <w:sz w:val="22"/>
-          <w:szCs w:val="22"/>
-        </w:rPr>
-        <w:t xml:space="preserve">3.  Which two points are on the same vertical line?</w:t>
-      </w:r>
-    </w:p>
+        <w:t xml:space="preserve"/>
+      </w:r>
+    </w:p>
+    <w:tbl>
+      <w:tblPr>
+        <w:tblW w:type="dxa" w:w="9360"/>
+        <w:tblBorders>
+          <w:top w:val="single" w:color="C7D2DD" w:sz="6"/>
+          <w:left w:val="single" w:color="C7D2DD" w:sz="6"/>
+          <w:bottom w:val="single" w:color="C7D2DD" w:sz="6"/>
+          <w:right w:val="single" w:color="C7D2DD" w:sz="6"/>
+          <w:insideH w:val="single" w:color="C7D2DD" w:sz="6"/>
+          <w:insideV w:val="single" w:color="C7D2DD" w:sz="6"/>
+        </w:tblBorders>
+      </w:tblPr>
+      <w:tblGrid>
+        <w:gridCol w:w="2800"/>
+        <w:gridCol w:w="3560"/>
+        <w:gridCol w:w="3000"/>
+      </w:tblGrid>
+      <w:tr>
+        <w:trPr>
+          <w:cantSplit/>
+          <w:tblHeader/>
+        </w:trPr>
+        <w:tc>
+          <w:tcPr>
+            <w:tcW w:type="dxa" w:w="2800"/>
+            <w:shd w:fill="EEF4F8" w:color="auto" w:val="clear"/>
+            <w:tcMar>
+              <w:top w:type="dxa" w:w="60"/>
+              <w:left w:type="dxa" w:w="100"/>
+              <w:bottom w:type="dxa" w:w="60"/>
+              <w:right w:type="dxa" w:w="100"/>
+            </w:tcMar>
+          </w:tcPr>
+          <w:p>
+            <w:pPr>
+              <w:spacing w:after="0" w:before="0"/>
+            </w:pPr>
+            <w:r>
+              <w:rPr>
+                <w:b/>
+                <w:bCs/>
+                <w:color w:val="0F2B3C"/>
+                <w:sz w:val="16"/>
+                <w:szCs w:val="16"/>
+              </w:rPr>
+              <w:t xml:space="preserve">CORE PROBLEM / GIVEN REPRESENTATION</w:t>
+            </w:r>
+          </w:p>
+        </w:tc>
+        <w:tc>
+          <w:tcPr>
+            <w:tcW w:type="dxa" w:w="3560"/>
+            <w:shd w:fill="EEF4F8" w:color="auto" w:val="clear"/>
+            <w:tcMar>
+              <w:top w:type="dxa" w:w="60"/>
+              <w:left w:type="dxa" w:w="100"/>
+              <w:bottom w:type="dxa" w:w="60"/>
+              <w:right w:type="dxa" w:w="100"/>
+            </w:tcMar>
+          </w:tcPr>
+          <w:p>
+            <w:pPr>
+              <w:spacing w:after="0" w:before="0"/>
+            </w:pPr>
+            <w:r>
+              <w:rPr>
+                <w:b/>
+                <w:bCs/>
+                <w:color w:val="0F2B3C"/>
+                <w:sz w:val="16"/>
+                <w:szCs w:val="16"/>
+              </w:rPr>
+              <w:t xml:space="preserve">WORKING SPACE / CALCULATION STEPS</w:t>
+            </w:r>
+          </w:p>
+        </w:tc>
+        <w:tc>
+          <w:tcPr>
+            <w:tcW w:type="dxa" w:w="3000"/>
+            <w:shd w:fill="FBF3E2" w:color="auto" w:val="clear"/>
+            <w:tcMar>
+              <w:top w:type="dxa" w:w="60"/>
+              <w:left w:type="dxa" w:w="100"/>
+              <w:bottom w:type="dxa" w:w="60"/>
+              <w:right w:type="dxa" w:w="100"/>
+            </w:tcMar>
+          </w:tcPr>
+          <w:p>
+            <w:pPr>
+              <w:spacing w:after="0" w:before="0"/>
+            </w:pPr>
+            <w:r>
+              <w:rPr>
+                <w:b/>
+                <w:bCs/>
+                <w:color w:val="7A5400"/>
+                <w:sz w:val="16"/>
+                <w:szCs w:val="16"/>
+              </w:rPr>
+              <w:t xml:space="preserve">EXPLAIN YOUR REASONING</w:t>
+            </w:r>
+          </w:p>
+        </w:tc>
+      </w:tr>
+      <w:tr>
+        <w:trPr>
+          <w:cantSplit/>
+        </w:trPr>
+        <w:tc>
+          <w:tcPr>
+            <w:tcW w:type="dxa" w:w="2800"/>
+            <w:tcMar>
+              <w:top w:type="dxa" w:w="80"/>
+              <w:left w:type="dxa" w:w="100"/>
+              <w:bottom w:type="dxa" w:w="80"/>
+              <w:right w:type="dxa" w:w="100"/>
+            </w:tcMar>
+            <w:vAlign w:val="top"/>
+          </w:tcPr>
+          <w:p>
+            <w:pPr>
+              <w:spacing w:after="40" w:before="0"/>
+            </w:pPr>
+            <w:r>
+              <w:rPr>
+                <w:b/>
+                <w:bCs/>
+                <w:color w:val="0F2B3C"/>
+                <w:sz w:val="20"/>
+                <w:szCs w:val="20"/>
+              </w:rPr>
+              <w:t xml:space="preserve">3.  Which two points are on the same vertical line?</w:t>
+            </w:r>
+          </w:p>
+          <w:p>
+            <w:pPr>
+              <w:spacing w:after="40" w:before="0"/>
+            </w:pPr>
+            <w:r>
+              <w:rPr>
+                <w:i/>
+                <w:iCs/>
+                <w:color w:val="3F4D5C"/>
+                <w:sz w:val="20"/>
+                <w:szCs w:val="20"/>
+              </w:rPr>
+              <w:t xml:space="preserve">C. ¿Qué dos puntos están en la misma línea vertical?</w:t>
+            </w:r>
+          </w:p>
+          <w:p>
+            <w:pPr>
+              <w:spacing w:after="0" w:before="0"/>
+            </w:pPr>
+            <w:r>
+              <w:rPr>
+                <w:color w:val="5E6E7E"/>
+                <w:sz w:val="18"/>
+                <w:szCs w:val="18"/>
+              </w:rPr>
+              <w:t xml:space="preserve">Choices: (2, 5) and (2, −3)   /   (−4, 1) and (6, 1)   /   (1, 2) and (5, 7)   /   (0, 0) and (4, 3)</w:t>
+            </w:r>
+          </w:p>
+        </w:tc>
+        <w:tc>
+          <w:tcPr>
+            <w:tcW w:type="dxa" w:w="3560"/>
+            <w:tcMar>
+              <w:top w:type="dxa" w:w="80"/>
+              <w:left w:type="dxa" w:w="100"/>
+              <w:bottom w:type="dxa" w:w="80"/>
+              <w:right w:type="dxa" w:w="100"/>
+            </w:tcMar>
+            <w:vAlign w:val="top"/>
+          </w:tcPr>
+          <w:p>
+            <w:pPr>
+              <w:spacing w:after="50" w:before="0"/>
+            </w:pPr>
+            <w:r>
+              <w:rPr>
+                <w:color w:val="BBBBBB"/>
+                <w:sz w:val="18"/>
+                <w:szCs w:val="18"/>
+              </w:rPr>
+              <w:t xml:space="preserve">____________________________</w:t>
+            </w:r>
+          </w:p>
+          <w:p>
+            <w:pPr>
+              <w:spacing w:after="50" w:before="0"/>
+            </w:pPr>
+            <w:r>
+              <w:rPr>
+                <w:color w:val="BBBBBB"/>
+                <w:sz w:val="18"/>
+                <w:szCs w:val="18"/>
+              </w:rPr>
+              <w:t xml:space="preserve">____________________________</w:t>
+            </w:r>
+          </w:p>
+          <w:p>
+            <w:pPr>
+              <w:spacing w:after="50" w:before="0"/>
+            </w:pPr>
+            <w:r>
+              <w:rPr>
+                <w:color w:val="BBBBBB"/>
+                <w:sz w:val="18"/>
+                <w:szCs w:val="18"/>
+              </w:rPr>
+              <w:t xml:space="preserve">____________________________</w:t>
+            </w:r>
+          </w:p>
+          <w:p>
+            <w:pPr>
+              <w:spacing w:after="50" w:before="0"/>
+            </w:pPr>
+            <w:r>
+              <w:rPr>
+                <w:color w:val="BBBBBB"/>
+                <w:sz w:val="18"/>
+                <w:szCs w:val="18"/>
+              </w:rPr>
+              <w:t xml:space="preserve">____________________________</w:t>
+            </w:r>
+          </w:p>
+        </w:tc>
+        <w:tc>
+          <w:tcPr>
+            <w:tcW w:type="dxa" w:w="3000"/>
+            <w:shd w:fill="FBF3E2" w:color="auto" w:val="clear"/>
+            <w:tcMar>
+              <w:top w:type="dxa" w:w="80"/>
+              <w:left w:type="dxa" w:w="100"/>
+              <w:bottom w:type="dxa" w:w="80"/>
+              <w:right w:type="dxa" w:w="100"/>
+            </w:tcMar>
+            <w:vAlign w:val="top"/>
+          </w:tcPr>
+          <w:p>
+            <w:pPr>
+              <w:spacing w:after="30" w:before="0"/>
+            </w:pPr>
+            <w:r>
+              <w:rPr>
+                <w:b/>
+                <w:bCs/>
+                <w:color w:val="0F2B3C"/>
+                <w:sz w:val="18"/>
+                <w:szCs w:val="18"/>
+              </w:rPr>
+              <w:t xml:space="preserve">Because... ________________</w:t>
+            </w:r>
+          </w:p>
+          <w:p>
+            <w:pPr>
+              <w:spacing w:after="50" w:before="0"/>
+            </w:pPr>
+            <w:r>
+              <w:rPr>
+                <w:color w:val="BBBBBB"/>
+                <w:sz w:val="18"/>
+                <w:szCs w:val="18"/>
+              </w:rPr>
+              <w:t xml:space="preserve">____________________________</w:t>
+            </w:r>
+          </w:p>
+          <w:p>
+            <w:pPr>
+              <w:spacing w:after="30" w:before="40"/>
+            </w:pPr>
+            <w:r>
+              <w:rPr>
+                <w:b/>
+                <w:bCs/>
+                <w:color w:val="1A6FB5"/>
+                <w:sz w:val="18"/>
+                <w:szCs w:val="18"/>
+              </w:rPr>
+              <w:t xml:space="preserve">Although... _______________</w:t>
+            </w:r>
+          </w:p>
+          <w:p>
+            <w:pPr>
+              <w:spacing w:after="50" w:before="0"/>
+            </w:pPr>
+            <w:r>
+              <w:rPr>
+                <w:color w:val="BBBBBB"/>
+                <w:sz w:val="18"/>
+                <w:szCs w:val="18"/>
+              </w:rPr>
+              <w:t xml:space="preserve">____________________________</w:t>
+            </w:r>
+          </w:p>
+          <w:p>
+            <w:pPr>
+              <w:spacing w:after="30" w:before="40"/>
+            </w:pPr>
+            <w:r>
+              <w:rPr>
+                <w:b/>
+                <w:bCs/>
+                <w:color w:val="7A5400"/>
+                <w:sz w:val="18"/>
+                <w:szCs w:val="18"/>
+              </w:rPr>
+              <w:t xml:space="preserve">Therefore... ______________</w:t>
+            </w:r>
+          </w:p>
+          <w:p>
+            <w:pPr>
+              <w:spacing w:after="50" w:before="0"/>
+            </w:pPr>
+            <w:r>
+              <w:rPr>
+                <w:color w:val="BBBBBB"/>
+                <w:sz w:val="18"/>
+                <w:szCs w:val="18"/>
+              </w:rPr>
+              <w:t xml:space="preserve">____________________________</w:t>
+            </w:r>
+          </w:p>
+        </w:tc>
+      </w:tr>
+    </w:tbl>
     <w:p>
       <w:pPr>
         <w:spacing w:after="60" w:before="0"/>
       </w:pPr>
       <w:r>
-        <w:rPr>
-          <w:i/>
-          <w:iCs/>
-          <w:color w:val="3F4D5C"/>
-          <w:sz w:val="20"/>
-          <w:szCs w:val="20"/>
-        </w:rPr>
-        <w:t xml:space="preserve">C. ¿Qué dos puntos están en la misma línea vertical?</w:t>
-      </w:r>
-    </w:p>
-    <w:p>
-      <w:pPr>
-        <w:spacing w:after="40" w:before="0"/>
-      </w:pPr>
-      <w:r>
-        <w:rPr>
-          <w:color w:val="5E6E7E"/>
-          <w:sz w:val="20"/>
-          <w:szCs w:val="20"/>
-        </w:rPr>
-        <w:t xml:space="preserve">     choices: (2, 5) and (2, −3)   /   (−4, 1) and (6, 1)   /   (1, 2) and (5, 7)   /   (0, 0) and (4, 3)</w:t>
-      </w:r>
-    </w:p>
-    <w:p>
-      <w:pPr>
-        <w:spacing w:after="80" w:before="0"/>
-      </w:pPr>
-      <w:r>
-        <w:rPr>
-          <w:color w:val="BBBBBB"/>
-        </w:rPr>
-        <w:t xml:space="preserve">____________________________________________________</w:t>
-      </w:r>
-    </w:p>
-    <w:p>
-      <w:pPr>
-        <w:spacing w:after="40" w:before="0"/>
-      </w:pPr>
-      <w:r>
-        <w:rPr>
-          <w:sz w:val="22"/>
-          <w:szCs w:val="22"/>
-        </w:rPr>
-        <w:t xml:space="preserve">4.  A rectangle is 7 units long and 3 units wide. What is its perimeter?</w:t>
-      </w:r>
-    </w:p>
+        <w:t xml:space="preserve"/>
+      </w:r>
+    </w:p>
+    <w:tbl>
+      <w:tblPr>
+        <w:tblW w:type="dxa" w:w="9360"/>
+        <w:tblBorders>
+          <w:top w:val="single" w:color="C7D2DD" w:sz="6"/>
+          <w:left w:val="single" w:color="C7D2DD" w:sz="6"/>
+          <w:bottom w:val="single" w:color="C7D2DD" w:sz="6"/>
+          <w:right w:val="single" w:color="C7D2DD" w:sz="6"/>
+          <w:insideH w:val="single" w:color="C7D2DD" w:sz="6"/>
+          <w:insideV w:val="single" w:color="C7D2DD" w:sz="6"/>
+        </w:tblBorders>
+      </w:tblPr>
+      <w:tblGrid>
+        <w:gridCol w:w="2800"/>
+        <w:gridCol w:w="3560"/>
+        <w:gridCol w:w="3000"/>
+      </w:tblGrid>
+      <w:tr>
+        <w:trPr>
+          <w:cantSplit/>
+          <w:tblHeader/>
+        </w:trPr>
+        <w:tc>
+          <w:tcPr>
+            <w:tcW w:type="dxa" w:w="2800"/>
+            <w:shd w:fill="EEF4F8" w:color="auto" w:val="clear"/>
+            <w:tcMar>
+              <w:top w:type="dxa" w:w="60"/>
+              <w:left w:type="dxa" w:w="100"/>
+              <w:bottom w:type="dxa" w:w="60"/>
+              <w:right w:type="dxa" w:w="100"/>
+            </w:tcMar>
+          </w:tcPr>
+          <w:p>
+            <w:pPr>
+              <w:spacing w:after="0" w:before="0"/>
+            </w:pPr>
+            <w:r>
+              <w:rPr>
+                <w:b/>
+                <w:bCs/>
+                <w:color w:val="0F2B3C"/>
+                <w:sz w:val="16"/>
+                <w:szCs w:val="16"/>
+              </w:rPr>
+              <w:t xml:space="preserve">CORE PROBLEM / GIVEN REPRESENTATION</w:t>
+            </w:r>
+          </w:p>
+        </w:tc>
+        <w:tc>
+          <w:tcPr>
+            <w:tcW w:type="dxa" w:w="3560"/>
+            <w:shd w:fill="EEF4F8" w:color="auto" w:val="clear"/>
+            <w:tcMar>
+              <w:top w:type="dxa" w:w="60"/>
+              <w:left w:type="dxa" w:w="100"/>
+              <w:bottom w:type="dxa" w:w="60"/>
+              <w:right w:type="dxa" w:w="100"/>
+            </w:tcMar>
+          </w:tcPr>
+          <w:p>
+            <w:pPr>
+              <w:spacing w:after="0" w:before="0"/>
+            </w:pPr>
+            <w:r>
+              <w:rPr>
+                <w:b/>
+                <w:bCs/>
+                <w:color w:val="0F2B3C"/>
+                <w:sz w:val="16"/>
+                <w:szCs w:val="16"/>
+              </w:rPr>
+              <w:t xml:space="preserve">WORKING SPACE / CALCULATION STEPS</w:t>
+            </w:r>
+          </w:p>
+        </w:tc>
+        <w:tc>
+          <w:tcPr>
+            <w:tcW w:type="dxa" w:w="3000"/>
+            <w:shd w:fill="FBF3E2" w:color="auto" w:val="clear"/>
+            <w:tcMar>
+              <w:top w:type="dxa" w:w="60"/>
+              <w:left w:type="dxa" w:w="100"/>
+              <w:bottom w:type="dxa" w:w="60"/>
+              <w:right w:type="dxa" w:w="100"/>
+            </w:tcMar>
+          </w:tcPr>
+          <w:p>
+            <w:pPr>
+              <w:spacing w:after="0" w:before="0"/>
+            </w:pPr>
+            <w:r>
+              <w:rPr>
+                <w:b/>
+                <w:bCs/>
+                <w:color w:val="7A5400"/>
+                <w:sz w:val="16"/>
+                <w:szCs w:val="16"/>
+              </w:rPr>
+              <w:t xml:space="preserve">EXPLAIN YOUR REASONING</w:t>
+            </w:r>
+          </w:p>
+        </w:tc>
+      </w:tr>
+      <w:tr>
+        <w:trPr>
+          <w:cantSplit/>
+        </w:trPr>
+        <w:tc>
+          <w:tcPr>
+            <w:tcW w:type="dxa" w:w="2800"/>
+            <w:tcMar>
+              <w:top w:type="dxa" w:w="80"/>
+              <w:left w:type="dxa" w:w="100"/>
+              <w:bottom w:type="dxa" w:w="80"/>
+              <w:right w:type="dxa" w:w="100"/>
+            </w:tcMar>
+            <w:vAlign w:val="top"/>
+          </w:tcPr>
+          <w:p>
+            <w:pPr>
+              <w:spacing w:after="40" w:before="0"/>
+            </w:pPr>
+            <w:r>
+              <w:rPr>
+                <w:b/>
+                <w:bCs/>
+                <w:color w:val="0F2B3C"/>
+                <w:sz w:val="20"/>
+                <w:szCs w:val="20"/>
+              </w:rPr>
+              <w:t xml:space="preserve">4.  A rectangle is 7 units long and 3 units wide. What is its perimeter?</w:t>
+            </w:r>
+          </w:p>
+          <w:p>
+            <w:pPr>
+              <w:spacing w:after="40" w:before="0"/>
+            </w:pPr>
+            <w:r>
+              <w:rPr>
+                <w:i/>
+                <w:iCs/>
+                <w:color w:val="3F4D5C"/>
+                <w:sz w:val="20"/>
+                <w:szCs w:val="20"/>
+              </w:rPr>
+              <w:t xml:space="preserve">D. Un rectángulo mide 7 unidades de largo y 3 unidades de ancho. ¿Cuál es su perímetro?</w:t>
+            </w:r>
+          </w:p>
+        </w:tc>
+        <w:tc>
+          <w:tcPr>
+            <w:tcW w:type="dxa" w:w="3560"/>
+            <w:tcMar>
+              <w:top w:type="dxa" w:w="80"/>
+              <w:left w:type="dxa" w:w="100"/>
+              <w:bottom w:type="dxa" w:w="80"/>
+              <w:right w:type="dxa" w:w="100"/>
+            </w:tcMar>
+            <w:vAlign w:val="top"/>
+          </w:tcPr>
+          <w:p>
+            <w:pPr>
+              <w:spacing w:after="50" w:before="0"/>
+            </w:pPr>
+            <w:r>
+              <w:rPr>
+                <w:color w:val="BBBBBB"/>
+                <w:sz w:val="18"/>
+                <w:szCs w:val="18"/>
+              </w:rPr>
+              <w:t xml:space="preserve">____________________________</w:t>
+            </w:r>
+          </w:p>
+          <w:p>
+            <w:pPr>
+              <w:spacing w:after="50" w:before="0"/>
+            </w:pPr>
+            <w:r>
+              <w:rPr>
+                <w:color w:val="BBBBBB"/>
+                <w:sz w:val="18"/>
+                <w:szCs w:val="18"/>
+              </w:rPr>
+              <w:t xml:space="preserve">____________________________</w:t>
+            </w:r>
+          </w:p>
+          <w:p>
+            <w:pPr>
+              <w:spacing w:after="50" w:before="0"/>
+            </w:pPr>
+            <w:r>
+              <w:rPr>
+                <w:color w:val="BBBBBB"/>
+                <w:sz w:val="18"/>
+                <w:szCs w:val="18"/>
+              </w:rPr>
+              <w:t xml:space="preserve">____________________________</w:t>
+            </w:r>
+          </w:p>
+          <w:p>
+            <w:pPr>
+              <w:spacing w:after="50" w:before="0"/>
+            </w:pPr>
+            <w:r>
+              <w:rPr>
+                <w:color w:val="BBBBBB"/>
+                <w:sz w:val="18"/>
+                <w:szCs w:val="18"/>
+              </w:rPr>
+              <w:t xml:space="preserve">____________________________</w:t>
+            </w:r>
+          </w:p>
+        </w:tc>
+        <w:tc>
+          <w:tcPr>
+            <w:tcW w:type="dxa" w:w="3000"/>
+            <w:shd w:fill="FBF3E2" w:color="auto" w:val="clear"/>
+            <w:tcMar>
+              <w:top w:type="dxa" w:w="80"/>
+              <w:left w:type="dxa" w:w="100"/>
+              <w:bottom w:type="dxa" w:w="80"/>
+              <w:right w:type="dxa" w:w="100"/>
+            </w:tcMar>
+            <w:vAlign w:val="top"/>
+          </w:tcPr>
+          <w:p>
+            <w:pPr>
+              <w:spacing w:after="30" w:before="0"/>
+            </w:pPr>
+            <w:r>
+              <w:rPr>
+                <w:b/>
+                <w:bCs/>
+                <w:color w:val="0F2B3C"/>
+                <w:sz w:val="18"/>
+                <w:szCs w:val="18"/>
+              </w:rPr>
+              <w:t xml:space="preserve">Because... ________________</w:t>
+            </w:r>
+          </w:p>
+          <w:p>
+            <w:pPr>
+              <w:spacing w:after="50" w:before="0"/>
+            </w:pPr>
+            <w:r>
+              <w:rPr>
+                <w:color w:val="BBBBBB"/>
+                <w:sz w:val="18"/>
+                <w:szCs w:val="18"/>
+              </w:rPr>
+              <w:t xml:space="preserve">____________________________</w:t>
+            </w:r>
+          </w:p>
+          <w:p>
+            <w:pPr>
+              <w:spacing w:after="30" w:before="40"/>
+            </w:pPr>
+            <w:r>
+              <w:rPr>
+                <w:b/>
+                <w:bCs/>
+                <w:color w:val="1A6FB5"/>
+                <w:sz w:val="18"/>
+                <w:szCs w:val="18"/>
+              </w:rPr>
+              <w:t xml:space="preserve">Although... _______________</w:t>
+            </w:r>
+          </w:p>
+          <w:p>
+            <w:pPr>
+              <w:spacing w:after="50" w:before="0"/>
+            </w:pPr>
+            <w:r>
+              <w:rPr>
+                <w:color w:val="BBBBBB"/>
+                <w:sz w:val="18"/>
+                <w:szCs w:val="18"/>
+              </w:rPr>
+              <w:t xml:space="preserve">____________________________</w:t>
+            </w:r>
+          </w:p>
+          <w:p>
+            <w:pPr>
+              <w:spacing w:after="30" w:before="40"/>
+            </w:pPr>
+            <w:r>
+              <w:rPr>
+                <w:b/>
+                <w:bCs/>
+                <w:color w:val="7A5400"/>
+                <w:sz w:val="18"/>
+                <w:szCs w:val="18"/>
+              </w:rPr>
+              <w:t xml:space="preserve">Therefore... ______________</w:t>
+            </w:r>
+          </w:p>
+          <w:p>
+            <w:pPr>
+              <w:spacing w:after="50" w:before="0"/>
+            </w:pPr>
+            <w:r>
+              <w:rPr>
+                <w:color w:val="BBBBBB"/>
+                <w:sz w:val="18"/>
+                <w:szCs w:val="18"/>
+              </w:rPr>
+              <w:t xml:space="preserve">____________________________</w:t>
+            </w:r>
+          </w:p>
+        </w:tc>
+      </w:tr>
+    </w:tbl>
     <w:p>
       <w:pPr>
         <w:spacing w:after="60" w:before="0"/>
       </w:pPr>
       <w:r>
-        <w:rPr>
-          <w:i/>
-          <w:iCs/>
-          <w:color w:val="3F4D5C"/>
-          <w:sz w:val="20"/>
-          <w:szCs w:val="20"/>
-        </w:rPr>
-        <w:t xml:space="preserve">D. Un rectángulo mide 7 unidades de largo y 3 unidades de ancho. ¿Cuál es su perímetro?</w:t>
-      </w:r>
-    </w:p>
-    <w:p>
-      <w:pPr>
-        <w:spacing w:after="80" w:before="0"/>
-      </w:pPr>
-      <w:r>
-        <w:rPr>
-          <w:color w:val="BBBBBB"/>
-        </w:rPr>
-        <w:t xml:space="preserve">____________________________________________________</w:t>
+        <w:t xml:space="preserve"/>
       </w:r>
     </w:p>
     <w:p>
@@ -562,118 +3802,967 @@
         <w:t xml:space="preserve">Usa coordenadas y luego mide.</w:t>
       </w:r>
     </w:p>
-    <w:p>
-      <w:pPr>
-        <w:spacing w:after="40" w:before="0"/>
-      </w:pPr>
-      <w:r>
-        <w:rPr>
-          <w:sz w:val="22"/>
-          <w:szCs w:val="22"/>
-        </w:rPr>
-        <w:t xml:space="preserve">1.  A rectangle has corners at (−2, 3), (5, 3), (5, −1), and (−2, −1). How long is the side from (−2, 3) to (5, 3)?</w:t>
-      </w:r>
-    </w:p>
+    <w:tbl>
+      <w:tblPr>
+        <w:tblW w:type="dxa" w:w="9360"/>
+        <w:tblBorders>
+          <w:top w:val="single" w:color="C7D2DD" w:sz="6"/>
+          <w:left w:val="single" w:color="C7D2DD" w:sz="6"/>
+          <w:bottom w:val="single" w:color="C7D2DD" w:sz="6"/>
+          <w:right w:val="single" w:color="C7D2DD" w:sz="6"/>
+          <w:insideH w:val="single" w:color="C7D2DD" w:sz="6"/>
+          <w:insideV w:val="single" w:color="C7D2DD" w:sz="6"/>
+        </w:tblBorders>
+      </w:tblPr>
+      <w:tblGrid>
+        <w:gridCol w:w="2800"/>
+        <w:gridCol w:w="3560"/>
+        <w:gridCol w:w="3000"/>
+      </w:tblGrid>
+      <w:tr>
+        <w:trPr>
+          <w:cantSplit/>
+          <w:tblHeader/>
+        </w:trPr>
+        <w:tc>
+          <w:tcPr>
+            <w:tcW w:type="dxa" w:w="2800"/>
+            <w:shd w:fill="EEF4F8" w:color="auto" w:val="clear"/>
+            <w:tcMar>
+              <w:top w:type="dxa" w:w="60"/>
+              <w:left w:type="dxa" w:w="100"/>
+              <w:bottom w:type="dxa" w:w="60"/>
+              <w:right w:type="dxa" w:w="100"/>
+            </w:tcMar>
+          </w:tcPr>
+          <w:p>
+            <w:pPr>
+              <w:spacing w:after="0" w:before="0"/>
+            </w:pPr>
+            <w:r>
+              <w:rPr>
+                <w:b/>
+                <w:bCs/>
+                <w:color w:val="0F2B3C"/>
+                <w:sz w:val="16"/>
+                <w:szCs w:val="16"/>
+              </w:rPr>
+              <w:t xml:space="preserve">CORE PROBLEM / GIVEN REPRESENTATION</w:t>
+            </w:r>
+          </w:p>
+        </w:tc>
+        <w:tc>
+          <w:tcPr>
+            <w:tcW w:type="dxa" w:w="3560"/>
+            <w:shd w:fill="EEF4F8" w:color="auto" w:val="clear"/>
+            <w:tcMar>
+              <w:top w:type="dxa" w:w="60"/>
+              <w:left w:type="dxa" w:w="100"/>
+              <w:bottom w:type="dxa" w:w="60"/>
+              <w:right w:type="dxa" w:w="100"/>
+            </w:tcMar>
+          </w:tcPr>
+          <w:p>
+            <w:pPr>
+              <w:spacing w:after="0" w:before="0"/>
+            </w:pPr>
+            <w:r>
+              <w:rPr>
+                <w:b/>
+                <w:bCs/>
+                <w:color w:val="0F2B3C"/>
+                <w:sz w:val="16"/>
+                <w:szCs w:val="16"/>
+              </w:rPr>
+              <w:t xml:space="preserve">WORKING SPACE / CALCULATION STEPS</w:t>
+            </w:r>
+          </w:p>
+        </w:tc>
+        <w:tc>
+          <w:tcPr>
+            <w:tcW w:type="dxa" w:w="3000"/>
+            <w:shd w:fill="FBF3E2" w:color="auto" w:val="clear"/>
+            <w:tcMar>
+              <w:top w:type="dxa" w:w="60"/>
+              <w:left w:type="dxa" w:w="100"/>
+              <w:bottom w:type="dxa" w:w="60"/>
+              <w:right w:type="dxa" w:w="100"/>
+            </w:tcMar>
+          </w:tcPr>
+          <w:p>
+            <w:pPr>
+              <w:spacing w:after="0" w:before="0"/>
+            </w:pPr>
+            <w:r>
+              <w:rPr>
+                <w:b/>
+                <w:bCs/>
+                <w:color w:val="7A5400"/>
+                <w:sz w:val="16"/>
+                <w:szCs w:val="16"/>
+              </w:rPr>
+              <w:t xml:space="preserve">EXPLAIN YOUR REASONING</w:t>
+            </w:r>
+          </w:p>
+        </w:tc>
+      </w:tr>
+      <w:tr>
+        <w:trPr>
+          <w:cantSplit/>
+        </w:trPr>
+        <w:tc>
+          <w:tcPr>
+            <w:tcW w:type="dxa" w:w="2800"/>
+            <w:tcMar>
+              <w:top w:type="dxa" w:w="80"/>
+              <w:left w:type="dxa" w:w="100"/>
+              <w:bottom w:type="dxa" w:w="80"/>
+              <w:right w:type="dxa" w:w="100"/>
+            </w:tcMar>
+            <w:vAlign w:val="top"/>
+          </w:tcPr>
+          <w:p>
+            <w:pPr>
+              <w:spacing w:after="40" w:before="0"/>
+            </w:pPr>
+            <w:r>
+              <w:rPr>
+                <w:b/>
+                <w:bCs/>
+                <w:color w:val="0F2B3C"/>
+                <w:sz w:val="20"/>
+                <w:szCs w:val="20"/>
+              </w:rPr>
+              <w:t xml:space="preserve">1.  A rectangle has corners at (−2, 3), (5, 3), (5, −1), and (−2, −1). How long is the side from (−2, 3) to (5, 3)?</w:t>
+            </w:r>
+          </w:p>
+          <w:p>
+            <w:pPr>
+              <w:spacing w:after="40" w:before="0"/>
+            </w:pPr>
+            <w:r>
+              <w:rPr>
+                <w:i/>
+                <w:iCs/>
+                <w:color w:val="3F4D5C"/>
+                <w:sz w:val="20"/>
+                <w:szCs w:val="20"/>
+              </w:rPr>
+              <w:t xml:space="preserve">A. Un rectángulo tiene vértices en (−2, 3), (5, 3), (5, −1) y (−2, −1). ¿Cuánto mide el lado de (−2, 3) a (5, 3)?</w:t>
+            </w:r>
+          </w:p>
+        </w:tc>
+        <w:tc>
+          <w:tcPr>
+            <w:tcW w:type="dxa" w:w="3560"/>
+            <w:tcMar>
+              <w:top w:type="dxa" w:w="80"/>
+              <w:left w:type="dxa" w:w="100"/>
+              <w:bottom w:type="dxa" w:w="80"/>
+              <w:right w:type="dxa" w:w="100"/>
+            </w:tcMar>
+            <w:vAlign w:val="top"/>
+          </w:tcPr>
+          <w:p>
+            <w:pPr>
+              <w:spacing w:after="50" w:before="0"/>
+            </w:pPr>
+            <w:r>
+              <w:rPr>
+                <w:color w:val="BBBBBB"/>
+                <w:sz w:val="18"/>
+                <w:szCs w:val="18"/>
+              </w:rPr>
+              <w:t xml:space="preserve">____________________________</w:t>
+            </w:r>
+          </w:p>
+          <w:p>
+            <w:pPr>
+              <w:spacing w:after="50" w:before="0"/>
+            </w:pPr>
+            <w:r>
+              <w:rPr>
+                <w:color w:val="BBBBBB"/>
+                <w:sz w:val="18"/>
+                <w:szCs w:val="18"/>
+              </w:rPr>
+              <w:t xml:space="preserve">____________________________</w:t>
+            </w:r>
+          </w:p>
+          <w:p>
+            <w:pPr>
+              <w:spacing w:after="50" w:before="0"/>
+            </w:pPr>
+            <w:r>
+              <w:rPr>
+                <w:color w:val="BBBBBB"/>
+                <w:sz w:val="18"/>
+                <w:szCs w:val="18"/>
+              </w:rPr>
+              <w:t xml:space="preserve">____________________________</w:t>
+            </w:r>
+          </w:p>
+          <w:p>
+            <w:pPr>
+              <w:spacing w:after="50" w:before="0"/>
+            </w:pPr>
+            <w:r>
+              <w:rPr>
+                <w:color w:val="BBBBBB"/>
+                <w:sz w:val="18"/>
+                <w:szCs w:val="18"/>
+              </w:rPr>
+              <w:t xml:space="preserve">____________________________</w:t>
+            </w:r>
+          </w:p>
+        </w:tc>
+        <w:tc>
+          <w:tcPr>
+            <w:tcW w:type="dxa" w:w="3000"/>
+            <w:shd w:fill="FBF3E2" w:color="auto" w:val="clear"/>
+            <w:tcMar>
+              <w:top w:type="dxa" w:w="80"/>
+              <w:left w:type="dxa" w:w="100"/>
+              <w:bottom w:type="dxa" w:w="80"/>
+              <w:right w:type="dxa" w:w="100"/>
+            </w:tcMar>
+            <w:vAlign w:val="top"/>
+          </w:tcPr>
+          <w:p>
+            <w:pPr>
+              <w:spacing w:after="30" w:before="0"/>
+            </w:pPr>
+            <w:r>
+              <w:rPr>
+                <w:b/>
+                <w:bCs/>
+                <w:color w:val="0F2B3C"/>
+                <w:sz w:val="18"/>
+                <w:szCs w:val="18"/>
+              </w:rPr>
+              <w:t xml:space="preserve">Because... ________________</w:t>
+            </w:r>
+          </w:p>
+          <w:p>
+            <w:pPr>
+              <w:spacing w:after="50" w:before="0"/>
+            </w:pPr>
+            <w:r>
+              <w:rPr>
+                <w:color w:val="BBBBBB"/>
+                <w:sz w:val="18"/>
+                <w:szCs w:val="18"/>
+              </w:rPr>
+              <w:t xml:space="preserve">____________________________</w:t>
+            </w:r>
+          </w:p>
+          <w:p>
+            <w:pPr>
+              <w:spacing w:after="30" w:before="40"/>
+            </w:pPr>
+            <w:r>
+              <w:rPr>
+                <w:b/>
+                <w:bCs/>
+                <w:color w:val="1A6FB5"/>
+                <w:sz w:val="18"/>
+                <w:szCs w:val="18"/>
+              </w:rPr>
+              <w:t xml:space="preserve">Although... _______________</w:t>
+            </w:r>
+          </w:p>
+          <w:p>
+            <w:pPr>
+              <w:spacing w:after="50" w:before="0"/>
+            </w:pPr>
+            <w:r>
+              <w:rPr>
+                <w:color w:val="BBBBBB"/>
+                <w:sz w:val="18"/>
+                <w:szCs w:val="18"/>
+              </w:rPr>
+              <w:t xml:space="preserve">____________________________</w:t>
+            </w:r>
+          </w:p>
+          <w:p>
+            <w:pPr>
+              <w:spacing w:after="30" w:before="40"/>
+            </w:pPr>
+            <w:r>
+              <w:rPr>
+                <w:b/>
+                <w:bCs/>
+                <w:color w:val="7A5400"/>
+                <w:sz w:val="18"/>
+                <w:szCs w:val="18"/>
+              </w:rPr>
+              <w:t xml:space="preserve">Therefore... ______________</w:t>
+            </w:r>
+          </w:p>
+          <w:p>
+            <w:pPr>
+              <w:spacing w:after="50" w:before="0"/>
+            </w:pPr>
+            <w:r>
+              <w:rPr>
+                <w:color w:val="BBBBBB"/>
+                <w:sz w:val="18"/>
+                <w:szCs w:val="18"/>
+              </w:rPr>
+              <w:t xml:space="preserve">____________________________</w:t>
+            </w:r>
+          </w:p>
+        </w:tc>
+      </w:tr>
+    </w:tbl>
     <w:p>
       <w:pPr>
         <w:spacing w:after="60" w:before="0"/>
       </w:pPr>
       <w:r>
-        <w:rPr>
-          <w:i/>
-          <w:iCs/>
-          <w:color w:val="3F4D5C"/>
-          <w:sz w:val="20"/>
-          <w:szCs w:val="20"/>
-        </w:rPr>
-        <w:t xml:space="preserve">A. Un rectángulo tiene vértices en (−2, 3), (5, 3), (5, −1) y (−2, −1). ¿Cuánto mide el lado de (−2, 3) a (5, 3)?</w:t>
-      </w:r>
-    </w:p>
-    <w:p>
-      <w:pPr>
-        <w:spacing w:after="80" w:before="0"/>
-      </w:pPr>
-      <w:r>
-        <w:rPr>
-          <w:color w:val="BBBBBB"/>
-        </w:rPr>
-        <w:t xml:space="preserve">____________________________________________________</w:t>
-      </w:r>
-    </w:p>
-    <w:p>
-      <w:pPr>
-        <w:spacing w:after="40" w:before="0"/>
-      </w:pPr>
-      <w:r>
-        <w:rPr>
-          <w:sz w:val="22"/>
-          <w:szCs w:val="22"/>
-        </w:rPr>
-        <w:t xml:space="preserve">2.  For the same rectangle, how long is the side from (5, 3) to (5, −1)?</w:t>
-      </w:r>
-    </w:p>
+        <w:t xml:space="preserve"/>
+      </w:r>
+    </w:p>
+    <w:tbl>
+      <w:tblPr>
+        <w:tblW w:type="dxa" w:w="9360"/>
+        <w:tblBorders>
+          <w:top w:val="single" w:color="C7D2DD" w:sz="6"/>
+          <w:left w:val="single" w:color="C7D2DD" w:sz="6"/>
+          <w:bottom w:val="single" w:color="C7D2DD" w:sz="6"/>
+          <w:right w:val="single" w:color="C7D2DD" w:sz="6"/>
+          <w:insideH w:val="single" w:color="C7D2DD" w:sz="6"/>
+          <w:insideV w:val="single" w:color="C7D2DD" w:sz="6"/>
+        </w:tblBorders>
+      </w:tblPr>
+      <w:tblGrid>
+        <w:gridCol w:w="2800"/>
+        <w:gridCol w:w="3560"/>
+        <w:gridCol w:w="3000"/>
+      </w:tblGrid>
+      <w:tr>
+        <w:trPr>
+          <w:cantSplit/>
+          <w:tblHeader/>
+        </w:trPr>
+        <w:tc>
+          <w:tcPr>
+            <w:tcW w:type="dxa" w:w="2800"/>
+            <w:shd w:fill="EEF4F8" w:color="auto" w:val="clear"/>
+            <w:tcMar>
+              <w:top w:type="dxa" w:w="60"/>
+              <w:left w:type="dxa" w:w="100"/>
+              <w:bottom w:type="dxa" w:w="60"/>
+              <w:right w:type="dxa" w:w="100"/>
+            </w:tcMar>
+          </w:tcPr>
+          <w:p>
+            <w:pPr>
+              <w:spacing w:after="0" w:before="0"/>
+            </w:pPr>
+            <w:r>
+              <w:rPr>
+                <w:b/>
+                <w:bCs/>
+                <w:color w:val="0F2B3C"/>
+                <w:sz w:val="16"/>
+                <w:szCs w:val="16"/>
+              </w:rPr>
+              <w:t xml:space="preserve">CORE PROBLEM / GIVEN REPRESENTATION</w:t>
+            </w:r>
+          </w:p>
+        </w:tc>
+        <w:tc>
+          <w:tcPr>
+            <w:tcW w:type="dxa" w:w="3560"/>
+            <w:shd w:fill="EEF4F8" w:color="auto" w:val="clear"/>
+            <w:tcMar>
+              <w:top w:type="dxa" w:w="60"/>
+              <w:left w:type="dxa" w:w="100"/>
+              <w:bottom w:type="dxa" w:w="60"/>
+              <w:right w:type="dxa" w:w="100"/>
+            </w:tcMar>
+          </w:tcPr>
+          <w:p>
+            <w:pPr>
+              <w:spacing w:after="0" w:before="0"/>
+            </w:pPr>
+            <w:r>
+              <w:rPr>
+                <w:b/>
+                <w:bCs/>
+                <w:color w:val="0F2B3C"/>
+                <w:sz w:val="16"/>
+                <w:szCs w:val="16"/>
+              </w:rPr>
+              <w:t xml:space="preserve">WORKING SPACE / CALCULATION STEPS</w:t>
+            </w:r>
+          </w:p>
+        </w:tc>
+        <w:tc>
+          <w:tcPr>
+            <w:tcW w:type="dxa" w:w="3000"/>
+            <w:shd w:fill="FBF3E2" w:color="auto" w:val="clear"/>
+            <w:tcMar>
+              <w:top w:type="dxa" w:w="60"/>
+              <w:left w:type="dxa" w:w="100"/>
+              <w:bottom w:type="dxa" w:w="60"/>
+              <w:right w:type="dxa" w:w="100"/>
+            </w:tcMar>
+          </w:tcPr>
+          <w:p>
+            <w:pPr>
+              <w:spacing w:after="0" w:before="0"/>
+            </w:pPr>
+            <w:r>
+              <w:rPr>
+                <w:b/>
+                <w:bCs/>
+                <w:color w:val="7A5400"/>
+                <w:sz w:val="16"/>
+                <w:szCs w:val="16"/>
+              </w:rPr>
+              <w:t xml:space="preserve">EXPLAIN YOUR REASONING</w:t>
+            </w:r>
+          </w:p>
+        </w:tc>
+      </w:tr>
+      <w:tr>
+        <w:trPr>
+          <w:cantSplit/>
+        </w:trPr>
+        <w:tc>
+          <w:tcPr>
+            <w:tcW w:type="dxa" w:w="2800"/>
+            <w:tcMar>
+              <w:top w:type="dxa" w:w="80"/>
+              <w:left w:type="dxa" w:w="100"/>
+              <w:bottom w:type="dxa" w:w="80"/>
+              <w:right w:type="dxa" w:w="100"/>
+            </w:tcMar>
+            <w:vAlign w:val="top"/>
+          </w:tcPr>
+          <w:p>
+            <w:pPr>
+              <w:spacing w:after="40" w:before="0"/>
+            </w:pPr>
+            <w:r>
+              <w:rPr>
+                <w:b/>
+                <w:bCs/>
+                <w:color w:val="0F2B3C"/>
+                <w:sz w:val="20"/>
+                <w:szCs w:val="20"/>
+              </w:rPr>
+              <w:t xml:space="preserve">2.  For the same rectangle, how long is the side from (5, 3) to (5, −1)?</w:t>
+            </w:r>
+          </w:p>
+          <w:p>
+            <w:pPr>
+              <w:spacing w:after="40" w:before="0"/>
+            </w:pPr>
+            <w:r>
+              <w:rPr>
+                <w:i/>
+                <w:iCs/>
+                <w:color w:val="3F4D5C"/>
+                <w:sz w:val="20"/>
+                <w:szCs w:val="20"/>
+              </w:rPr>
+              <w:t xml:space="preserve">B. En el mismo rectángulo, ¿cuánto mide el lado de (5, 3) a (5, −1)?</w:t>
+            </w:r>
+          </w:p>
+        </w:tc>
+        <w:tc>
+          <w:tcPr>
+            <w:tcW w:type="dxa" w:w="3560"/>
+            <w:tcMar>
+              <w:top w:type="dxa" w:w="80"/>
+              <w:left w:type="dxa" w:w="100"/>
+              <w:bottom w:type="dxa" w:w="80"/>
+              <w:right w:type="dxa" w:w="100"/>
+            </w:tcMar>
+            <w:vAlign w:val="top"/>
+          </w:tcPr>
+          <w:p>
+            <w:pPr>
+              <w:spacing w:after="50" w:before="0"/>
+            </w:pPr>
+            <w:r>
+              <w:rPr>
+                <w:color w:val="BBBBBB"/>
+                <w:sz w:val="18"/>
+                <w:szCs w:val="18"/>
+              </w:rPr>
+              <w:t xml:space="preserve">____________________________</w:t>
+            </w:r>
+          </w:p>
+          <w:p>
+            <w:pPr>
+              <w:spacing w:after="50" w:before="0"/>
+            </w:pPr>
+            <w:r>
+              <w:rPr>
+                <w:color w:val="BBBBBB"/>
+                <w:sz w:val="18"/>
+                <w:szCs w:val="18"/>
+              </w:rPr>
+              <w:t xml:space="preserve">____________________________</w:t>
+            </w:r>
+          </w:p>
+          <w:p>
+            <w:pPr>
+              <w:spacing w:after="50" w:before="0"/>
+            </w:pPr>
+            <w:r>
+              <w:rPr>
+                <w:color w:val="BBBBBB"/>
+                <w:sz w:val="18"/>
+                <w:szCs w:val="18"/>
+              </w:rPr>
+              <w:t xml:space="preserve">____________________________</w:t>
+            </w:r>
+          </w:p>
+          <w:p>
+            <w:pPr>
+              <w:spacing w:after="50" w:before="0"/>
+            </w:pPr>
+            <w:r>
+              <w:rPr>
+                <w:color w:val="BBBBBB"/>
+                <w:sz w:val="18"/>
+                <w:szCs w:val="18"/>
+              </w:rPr>
+              <w:t xml:space="preserve">____________________________</w:t>
+            </w:r>
+          </w:p>
+        </w:tc>
+        <w:tc>
+          <w:tcPr>
+            <w:tcW w:type="dxa" w:w="3000"/>
+            <w:shd w:fill="FBF3E2" w:color="auto" w:val="clear"/>
+            <w:tcMar>
+              <w:top w:type="dxa" w:w="80"/>
+              <w:left w:type="dxa" w:w="100"/>
+              <w:bottom w:type="dxa" w:w="80"/>
+              <w:right w:type="dxa" w:w="100"/>
+            </w:tcMar>
+            <w:vAlign w:val="top"/>
+          </w:tcPr>
+          <w:p>
+            <w:pPr>
+              <w:spacing w:after="30" w:before="0"/>
+            </w:pPr>
+            <w:r>
+              <w:rPr>
+                <w:b/>
+                <w:bCs/>
+                <w:color w:val="0F2B3C"/>
+                <w:sz w:val="18"/>
+                <w:szCs w:val="18"/>
+              </w:rPr>
+              <w:t xml:space="preserve">Because... ________________</w:t>
+            </w:r>
+          </w:p>
+          <w:p>
+            <w:pPr>
+              <w:spacing w:after="50" w:before="0"/>
+            </w:pPr>
+            <w:r>
+              <w:rPr>
+                <w:color w:val="BBBBBB"/>
+                <w:sz w:val="18"/>
+                <w:szCs w:val="18"/>
+              </w:rPr>
+              <w:t xml:space="preserve">____________________________</w:t>
+            </w:r>
+          </w:p>
+          <w:p>
+            <w:pPr>
+              <w:spacing w:after="30" w:before="40"/>
+            </w:pPr>
+            <w:r>
+              <w:rPr>
+                <w:b/>
+                <w:bCs/>
+                <w:color w:val="1A6FB5"/>
+                <w:sz w:val="18"/>
+                <w:szCs w:val="18"/>
+              </w:rPr>
+              <w:t xml:space="preserve">Although... _______________</w:t>
+            </w:r>
+          </w:p>
+          <w:p>
+            <w:pPr>
+              <w:spacing w:after="50" w:before="0"/>
+            </w:pPr>
+            <w:r>
+              <w:rPr>
+                <w:color w:val="BBBBBB"/>
+                <w:sz w:val="18"/>
+                <w:szCs w:val="18"/>
+              </w:rPr>
+              <w:t xml:space="preserve">____________________________</w:t>
+            </w:r>
+          </w:p>
+          <w:p>
+            <w:pPr>
+              <w:spacing w:after="30" w:before="40"/>
+            </w:pPr>
+            <w:r>
+              <w:rPr>
+                <w:b/>
+                <w:bCs/>
+                <w:color w:val="7A5400"/>
+                <w:sz w:val="18"/>
+                <w:szCs w:val="18"/>
+              </w:rPr>
+              <w:t xml:space="preserve">Therefore... ______________</w:t>
+            </w:r>
+          </w:p>
+          <w:p>
+            <w:pPr>
+              <w:spacing w:after="50" w:before="0"/>
+            </w:pPr>
+            <w:r>
+              <w:rPr>
+                <w:color w:val="BBBBBB"/>
+                <w:sz w:val="18"/>
+                <w:szCs w:val="18"/>
+              </w:rPr>
+              <w:t xml:space="preserve">____________________________</w:t>
+            </w:r>
+          </w:p>
+        </w:tc>
+      </w:tr>
+    </w:tbl>
     <w:p>
       <w:pPr>
         <w:spacing w:after="60" w:before="0"/>
       </w:pPr>
       <w:r>
-        <w:rPr>
-          <w:i/>
-          <w:iCs/>
-          <w:color w:val="3F4D5C"/>
-          <w:sz w:val="20"/>
-          <w:szCs w:val="20"/>
-        </w:rPr>
-        <w:t xml:space="preserve">B. En el mismo rectángulo, ¿cuánto mide el lado de (5, 3) a (5, −1)?</w:t>
-      </w:r>
-    </w:p>
-    <w:p>
-      <w:pPr>
-        <w:spacing w:after="80" w:before="0"/>
-      </w:pPr>
-      <w:r>
-        <w:rPr>
-          <w:color w:val="BBBBBB"/>
-        </w:rPr>
-        <w:t xml:space="preserve">____________________________________________________</w:t>
-      </w:r>
-    </w:p>
-    <w:p>
-      <w:pPr>
-        <w:spacing w:after="40" w:before="0"/>
-      </w:pPr>
-      <w:r>
-        <w:rPr>
-          <w:sz w:val="22"/>
-          <w:szCs w:val="22"/>
-        </w:rPr>
-        <w:t xml:space="preserve">3.  On a map, each grid unit stands for 100 feet. A side is 3 units long. How many feet is that?</w:t>
-      </w:r>
-    </w:p>
+        <w:t xml:space="preserve"/>
+      </w:r>
+    </w:p>
+    <w:tbl>
+      <w:tblPr>
+        <w:tblW w:type="dxa" w:w="9360"/>
+        <w:tblBorders>
+          <w:top w:val="single" w:color="C7D2DD" w:sz="6"/>
+          <w:left w:val="single" w:color="C7D2DD" w:sz="6"/>
+          <w:bottom w:val="single" w:color="C7D2DD" w:sz="6"/>
+          <w:right w:val="single" w:color="C7D2DD" w:sz="6"/>
+          <w:insideH w:val="single" w:color="C7D2DD" w:sz="6"/>
+          <w:insideV w:val="single" w:color="C7D2DD" w:sz="6"/>
+        </w:tblBorders>
+      </w:tblPr>
+      <w:tblGrid>
+        <w:gridCol w:w="2800"/>
+        <w:gridCol w:w="3560"/>
+        <w:gridCol w:w="3000"/>
+      </w:tblGrid>
+      <w:tr>
+        <w:trPr>
+          <w:cantSplit/>
+          <w:tblHeader/>
+        </w:trPr>
+        <w:tc>
+          <w:tcPr>
+            <w:tcW w:type="dxa" w:w="2800"/>
+            <w:shd w:fill="EEF4F8" w:color="auto" w:val="clear"/>
+            <w:tcMar>
+              <w:top w:type="dxa" w:w="60"/>
+              <w:left w:type="dxa" w:w="100"/>
+              <w:bottom w:type="dxa" w:w="60"/>
+              <w:right w:type="dxa" w:w="100"/>
+            </w:tcMar>
+          </w:tcPr>
+          <w:p>
+            <w:pPr>
+              <w:spacing w:after="0" w:before="0"/>
+            </w:pPr>
+            <w:r>
+              <w:rPr>
+                <w:b/>
+                <w:bCs/>
+                <w:color w:val="0F2B3C"/>
+                <w:sz w:val="16"/>
+                <w:szCs w:val="16"/>
+              </w:rPr>
+              <w:t xml:space="preserve">CORE PROBLEM / GIVEN REPRESENTATION</w:t>
+            </w:r>
+          </w:p>
+        </w:tc>
+        <w:tc>
+          <w:tcPr>
+            <w:tcW w:type="dxa" w:w="3560"/>
+            <w:shd w:fill="EEF4F8" w:color="auto" w:val="clear"/>
+            <w:tcMar>
+              <w:top w:type="dxa" w:w="60"/>
+              <w:left w:type="dxa" w:w="100"/>
+              <w:bottom w:type="dxa" w:w="60"/>
+              <w:right w:type="dxa" w:w="100"/>
+            </w:tcMar>
+          </w:tcPr>
+          <w:p>
+            <w:pPr>
+              <w:spacing w:after="0" w:before="0"/>
+            </w:pPr>
+            <w:r>
+              <w:rPr>
+                <w:b/>
+                <w:bCs/>
+                <w:color w:val="0F2B3C"/>
+                <w:sz w:val="16"/>
+                <w:szCs w:val="16"/>
+              </w:rPr>
+              <w:t xml:space="preserve">WORKING SPACE / CALCULATION STEPS</w:t>
+            </w:r>
+          </w:p>
+        </w:tc>
+        <w:tc>
+          <w:tcPr>
+            <w:tcW w:type="dxa" w:w="3000"/>
+            <w:shd w:fill="FBF3E2" w:color="auto" w:val="clear"/>
+            <w:tcMar>
+              <w:top w:type="dxa" w:w="60"/>
+              <w:left w:type="dxa" w:w="100"/>
+              <w:bottom w:type="dxa" w:w="60"/>
+              <w:right w:type="dxa" w:w="100"/>
+            </w:tcMar>
+          </w:tcPr>
+          <w:p>
+            <w:pPr>
+              <w:spacing w:after="0" w:before="0"/>
+            </w:pPr>
+            <w:r>
+              <w:rPr>
+                <w:b/>
+                <w:bCs/>
+                <w:color w:val="7A5400"/>
+                <w:sz w:val="16"/>
+                <w:szCs w:val="16"/>
+              </w:rPr>
+              <w:t xml:space="preserve">EXPLAIN YOUR REASONING</w:t>
+            </w:r>
+          </w:p>
+        </w:tc>
+      </w:tr>
+      <w:tr>
+        <w:trPr>
+          <w:cantSplit/>
+        </w:trPr>
+        <w:tc>
+          <w:tcPr>
+            <w:tcW w:type="dxa" w:w="2800"/>
+            <w:tcMar>
+              <w:top w:type="dxa" w:w="80"/>
+              <w:left w:type="dxa" w:w="100"/>
+              <w:bottom w:type="dxa" w:w="80"/>
+              <w:right w:type="dxa" w:w="100"/>
+            </w:tcMar>
+            <w:vAlign w:val="top"/>
+          </w:tcPr>
+          <w:p>
+            <w:pPr>
+              <w:spacing w:after="40" w:before="0"/>
+            </w:pPr>
+            <w:r>
+              <w:rPr>
+                <w:b/>
+                <w:bCs/>
+                <w:color w:val="0F2B3C"/>
+                <w:sz w:val="20"/>
+                <w:szCs w:val="20"/>
+              </w:rPr>
+              <w:t xml:space="preserve">3.  On a map, each grid unit stands for 100 feet. A side is 3 units long. How many feet is that?</w:t>
+            </w:r>
+          </w:p>
+          <w:p>
+            <w:pPr>
+              <w:spacing w:after="40" w:before="0"/>
+            </w:pPr>
+            <w:r>
+              <w:rPr>
+                <w:i/>
+                <w:iCs/>
+                <w:color w:val="3F4D5C"/>
+                <w:sz w:val="20"/>
+                <w:szCs w:val="20"/>
+              </w:rPr>
+              <w:t xml:space="preserve">C. En un mapa, cada unidad de la cuadrícula representa 100 pies. Un lado mide 3 unidades. ¿Cuántos pies son?</w:t>
+            </w:r>
+          </w:p>
+        </w:tc>
+        <w:tc>
+          <w:tcPr>
+            <w:tcW w:type="dxa" w:w="3560"/>
+            <w:tcMar>
+              <w:top w:type="dxa" w:w="80"/>
+              <w:left w:type="dxa" w:w="100"/>
+              <w:bottom w:type="dxa" w:w="80"/>
+              <w:right w:type="dxa" w:w="100"/>
+            </w:tcMar>
+            <w:vAlign w:val="top"/>
+          </w:tcPr>
+          <w:p>
+            <w:pPr>
+              <w:spacing w:after="50" w:before="0"/>
+            </w:pPr>
+            <w:r>
+              <w:rPr>
+                <w:color w:val="BBBBBB"/>
+                <w:sz w:val="18"/>
+                <w:szCs w:val="18"/>
+              </w:rPr>
+              <w:t xml:space="preserve">____________________________</w:t>
+            </w:r>
+          </w:p>
+          <w:p>
+            <w:pPr>
+              <w:spacing w:after="50" w:before="0"/>
+            </w:pPr>
+            <w:r>
+              <w:rPr>
+                <w:color w:val="BBBBBB"/>
+                <w:sz w:val="18"/>
+                <w:szCs w:val="18"/>
+              </w:rPr>
+              <w:t xml:space="preserve">____________________________</w:t>
+            </w:r>
+          </w:p>
+          <w:p>
+            <w:pPr>
+              <w:spacing w:after="50" w:before="0"/>
+            </w:pPr>
+            <w:r>
+              <w:rPr>
+                <w:color w:val="BBBBBB"/>
+                <w:sz w:val="18"/>
+                <w:szCs w:val="18"/>
+              </w:rPr>
+              <w:t xml:space="preserve">____________________________</w:t>
+            </w:r>
+          </w:p>
+          <w:p>
+            <w:pPr>
+              <w:spacing w:after="50" w:before="0"/>
+            </w:pPr>
+            <w:r>
+              <w:rPr>
+                <w:color w:val="BBBBBB"/>
+                <w:sz w:val="18"/>
+                <w:szCs w:val="18"/>
+              </w:rPr>
+              <w:t xml:space="preserve">____________________________</w:t>
+            </w:r>
+          </w:p>
+        </w:tc>
+        <w:tc>
+          <w:tcPr>
+            <w:tcW w:type="dxa" w:w="3000"/>
+            <w:shd w:fill="FBF3E2" w:color="auto" w:val="clear"/>
+            <w:tcMar>
+              <w:top w:type="dxa" w:w="80"/>
+              <w:left w:type="dxa" w:w="100"/>
+              <w:bottom w:type="dxa" w:w="80"/>
+              <w:right w:type="dxa" w:w="100"/>
+            </w:tcMar>
+            <w:vAlign w:val="top"/>
+          </w:tcPr>
+          <w:p>
+            <w:pPr>
+              <w:spacing w:after="30" w:before="0"/>
+            </w:pPr>
+            <w:r>
+              <w:rPr>
+                <w:b/>
+                <w:bCs/>
+                <w:color w:val="0F2B3C"/>
+                <w:sz w:val="18"/>
+                <w:szCs w:val="18"/>
+              </w:rPr>
+              <w:t xml:space="preserve">Because... ________________</w:t>
+            </w:r>
+          </w:p>
+          <w:p>
+            <w:pPr>
+              <w:spacing w:after="50" w:before="0"/>
+            </w:pPr>
+            <w:r>
+              <w:rPr>
+                <w:color w:val="BBBBBB"/>
+                <w:sz w:val="18"/>
+                <w:szCs w:val="18"/>
+              </w:rPr>
+              <w:t xml:space="preserve">____________________________</w:t>
+            </w:r>
+          </w:p>
+          <w:p>
+            <w:pPr>
+              <w:spacing w:after="30" w:before="40"/>
+            </w:pPr>
+            <w:r>
+              <w:rPr>
+                <w:b/>
+                <w:bCs/>
+                <w:color w:val="1A6FB5"/>
+                <w:sz w:val="18"/>
+                <w:szCs w:val="18"/>
+              </w:rPr>
+              <w:t xml:space="preserve">Although... _______________</w:t>
+            </w:r>
+          </w:p>
+          <w:p>
+            <w:pPr>
+              <w:spacing w:after="50" w:before="0"/>
+            </w:pPr>
+            <w:r>
+              <w:rPr>
+                <w:color w:val="BBBBBB"/>
+                <w:sz w:val="18"/>
+                <w:szCs w:val="18"/>
+              </w:rPr>
+              <w:t xml:space="preserve">____________________________</w:t>
+            </w:r>
+          </w:p>
+          <w:p>
+            <w:pPr>
+              <w:spacing w:after="30" w:before="40"/>
+            </w:pPr>
+            <w:r>
+              <w:rPr>
+                <w:b/>
+                <w:bCs/>
+                <w:color w:val="7A5400"/>
+                <w:sz w:val="18"/>
+                <w:szCs w:val="18"/>
+              </w:rPr>
+              <w:t xml:space="preserve">Therefore... ______________</w:t>
+            </w:r>
+          </w:p>
+          <w:p>
+            <w:pPr>
+              <w:spacing w:after="50" w:before="0"/>
+            </w:pPr>
+            <w:r>
+              <w:rPr>
+                <w:color w:val="BBBBBB"/>
+                <w:sz w:val="18"/>
+                <w:szCs w:val="18"/>
+              </w:rPr>
+              <w:t xml:space="preserve">____________________________</w:t>
+            </w:r>
+          </w:p>
+        </w:tc>
+      </w:tr>
+    </w:tbl>
     <w:p>
       <w:pPr>
         <w:spacing w:after="60" w:before="0"/>
       </w:pPr>
       <w:r>
-        <w:rPr>
-          <w:i/>
-          <w:iCs/>
-          <w:color w:val="3F4D5C"/>
-          <w:sz w:val="20"/>
-          <w:szCs w:val="20"/>
-        </w:rPr>
-        <w:t xml:space="preserve">C. En un mapa, cada unidad de la cuadrícula representa 100 pies. Un lado mide 3 unidades. ¿Cuántos pies son?</w:t>
-      </w:r>
-    </w:p>
-    <w:p>
-      <w:pPr>
-        <w:spacing w:after="80" w:before="0"/>
-      </w:pPr>
-      <w:r>
-        <w:rPr>
-          <w:color w:val="BBBBBB"/>
-        </w:rPr>
-        <w:t xml:space="preserve">____________________________________________________</w:t>
+        <w:t xml:space="preserve"/>
       </w:r>
     </w:p>
     <w:p>
@@ -767,6 +4856,141 @@
         <w:t xml:space="preserve">____________________________________________________</w:t>
       </w:r>
     </w:p>
+    <w:tbl>
+      <w:tblPr>
+        <w:tblW w:type="dxa" w:w="9360"/>
+        <w:tblBorders>
+          <w:top w:val="single" w:color="C7D2DD" w:sz="6"/>
+          <w:left w:val="single" w:color="C7D2DD" w:sz="6"/>
+          <w:bottom w:val="single" w:color="C7D2DD" w:sz="6"/>
+          <w:right w:val="single" w:color="C7D2DD" w:sz="6"/>
+          <w:insideH w:val="single" w:color="C7D2DD" w:sz="6"/>
+          <w:insideV w:val="single" w:color="C7D2DD" w:sz="6"/>
+        </w:tblBorders>
+      </w:tblPr>
+      <w:tblGrid>
+        <w:gridCol w:w="3120"/>
+        <w:gridCol w:w="3120"/>
+        <w:gridCol w:w="3120"/>
+      </w:tblGrid>
+      <w:tr>
+        <w:trPr>
+          <w:cantSplit/>
+          <w:tblHeader/>
+        </w:trPr>
+        <w:tc>
+          <w:tcPr>
+            <w:tcW w:type="dxa" w:w="9360"/>
+            <w:gridSpan w:val="3"/>
+            <w:shd w:fill="EEF4F8" w:color="auto" w:val="clear"/>
+            <w:tcMar>
+              <w:top w:type="dxa" w:w="60"/>
+              <w:left w:type="dxa" w:w="100"/>
+              <w:bottom w:type="dxa" w:w="60"/>
+              <w:right w:type="dxa" w:w="100"/>
+            </w:tcMar>
+          </w:tcPr>
+          <w:p>
+            <w:pPr>
+              <w:spacing w:after="0" w:before="0"/>
+            </w:pPr>
+            <w:r>
+              <w:rPr>
+                <w:b/>
+                <w:bCs/>
+                <w:color w:val="0F2B3C"/>
+                <w:sz w:val="18"/>
+                <w:szCs w:val="18"/>
+              </w:rPr>
+              <w:t xml:space="preserve">EXIT CHECK · 3-POINT SELF-ASSESSMENT CHECKLIST</w:t>
+            </w:r>
+          </w:p>
+        </w:tc>
+      </w:tr>
+      <w:tr>
+        <w:trPr>
+          <w:cantSplit/>
+        </w:trPr>
+        <w:tc>
+          <w:tcPr>
+            <w:tcW w:type="dxa" w:w="3120"/>
+            <w:tcMar>
+              <w:top w:type="dxa" w:w="80"/>
+              <w:left w:type="dxa" w:w="100"/>
+              <w:bottom w:type="dxa" w:w="80"/>
+              <w:right w:type="dxa" w:w="100"/>
+            </w:tcMar>
+          </w:tcPr>
+          <w:p>
+            <w:pPr>
+              <w:spacing w:after="0" w:before="0"/>
+            </w:pPr>
+            <w:r>
+              <w:rPr>
+                <w:b/>
+                <w:bCs/>
+                <w:color w:val="0F2B3C"/>
+                <w:sz w:val="18"/>
+                <w:szCs w:val="18"/>
+              </w:rPr>
+              <w:t xml:space="preserve">☐ 1. Units &amp; Labels Verified</w:t>
+            </w:r>
+          </w:p>
+        </w:tc>
+        <w:tc>
+          <w:tcPr>
+            <w:tcW w:type="dxa" w:w="3120"/>
+            <w:tcMar>
+              <w:top w:type="dxa" w:w="80"/>
+              <w:left w:type="dxa" w:w="100"/>
+              <w:bottom w:type="dxa" w:w="80"/>
+              <w:right w:type="dxa" w:w="100"/>
+            </w:tcMar>
+          </w:tcPr>
+          <w:p>
+            <w:pPr>
+              <w:spacing w:after="0" w:before="0"/>
+            </w:pPr>
+            <w:r>
+              <w:rPr>
+                <w:b/>
+                <w:bCs/>
+                <w:color w:val="0F2B3C"/>
+                <w:sz w:val="18"/>
+                <w:szCs w:val="18"/>
+              </w:rPr>
+              <w:t xml:space="preserve">☐ 2. Reasoning Stated (Because / Although / Therefore)</w:t>
+            </w:r>
+          </w:p>
+        </w:tc>
+        <w:tc>
+          <w:tcPr>
+            <w:tcW w:type="dxa" w:w="3120"/>
+            <w:tcMar>
+              <w:top w:type="dxa" w:w="80"/>
+              <w:left w:type="dxa" w:w="100"/>
+              <w:bottom w:type="dxa" w:w="80"/>
+              <w:right w:type="dxa" w:w="100"/>
+            </w:tcMar>
+          </w:tcPr>
+          <w:p>
+            <w:pPr>
+              <w:spacing w:after="0" w:before="0"/>
+            </w:pPr>
+            <w:r>
+              <w:rPr>
+                <w:b/>
+                <w:bCs/>
+                <w:color w:val="0F2B3C"/>
+                <w:sz w:val="18"/>
+                <w:szCs w:val="18"/>
+              </w:rPr>
+              <w:t xml:space="preserve">☐ 3. Calculations Double-Checked</w:t>
+            </w:r>
+          </w:p>
+        </w:tc>
+      </w:tr>
+    </w:tbl>
     <w:p>
       <w:pPr>
         <w:spacing w:after="60" w:before="120"/>
